--- a/Gal.docx
+++ b/Gal.docx
@@ -16330,8 +16330,6 @@
         </w:rPr>
         <w:t>)</w:t>
       </w:r>
-      <w:bookmarkStart w:id="0" w:name="_GoBack"/>
-      <w:bookmarkEnd w:id="0"/>
     </w:p>
     <w:p>
       <w:pPr>
@@ -16519,14 +16517,6 @@
     </w:p>
     <w:p>
       <w:pPr>
-        <w:rPr>
-          <w:b/>
-          <w:sz w:val="20"/>
-        </w:rPr>
-      </w:pPr>
-    </w:p>
-    <w:p>
-      <w:pPr>
         <w:jc w:val="right"/>
         <w:rPr>
           <w:rFonts w:hint="cs"/>
@@ -16547,7 +16537,6 @@
           <w:sz w:val="18"/>
           <w:szCs w:val="18"/>
         </w:rPr>
-        <w:lastRenderedPageBreak/>
         <w:t>10</w:t>
       </w:r>
     </w:p>
@@ -18029,6 +18018,1878 @@
           <w:rtl/>
         </w:rPr>
         <w:t>11</w:t>
+      </w:r>
+    </w:p>
+    <w:p>
+      <w:pPr>
+        <w:pStyle w:val="2"/>
+        <w:bidi/>
+        <w:spacing w:before="80"/>
+        <w:ind w:left="457" w:right="54"/>
+        <w:jc w:val="left"/>
+      </w:pPr>
+      <w:r>
+        <w:rPr>
+          <w:rFonts w:hint="cs"/>
+          <w:color w:val="090909"/>
+          <w:spacing w:val="-4"/>
+          <w:rtl/>
+        </w:rPr>
+        <w:lastRenderedPageBreak/>
+        <w:t>טבלת</w:t>
+      </w:r>
+      <w:r>
+        <w:rPr>
+          <w:rFonts w:hint="cs"/>
+          <w:color w:val="090909"/>
+          <w:rtl/>
+        </w:rPr>
+        <w:t xml:space="preserve"> </w:t>
+      </w:r>
+      <w:r>
+        <w:rPr>
+          <w:rFonts w:hint="cs"/>
+          <w:color w:val="090909"/>
+          <w:rtl/>
+        </w:rPr>
+        <w:t>עגלת קניות</w:t>
+      </w:r>
+      <w:r>
+        <w:rPr>
+          <w:rFonts w:hint="cs"/>
+          <w:color w:val="090909"/>
+          <w:rtl/>
+        </w:rPr>
+        <w:t xml:space="preserve"> </w:t>
+      </w:r>
+      <w:r>
+        <w:rPr>
+          <w:color w:val="090909"/>
+        </w:rPr>
+        <w:t>(</w:t>
+      </w:r>
+      <w:r>
+        <w:rPr>
+          <w:color w:val="090909"/>
+        </w:rPr>
+        <w:t>Cart</w:t>
+      </w:r>
+      <w:r>
+        <w:rPr>
+          <w:color w:val="090909"/>
+        </w:rPr>
+        <w:t>)</w:t>
+      </w:r>
+    </w:p>
+    <w:p>
+      <w:pPr>
+        <w:pStyle w:val="a3"/>
+        <w:rPr>
+          <w:b/>
+          <w:sz w:val="20"/>
+        </w:rPr>
+      </w:pPr>
+    </w:p>
+    <w:p>
+      <w:pPr>
+        <w:pStyle w:val="a3"/>
+        <w:spacing w:before="4" w:after="1"/>
+        <w:rPr>
+          <w:b/>
+          <w:sz w:val="20"/>
+        </w:rPr>
+      </w:pPr>
+    </w:p>
+    <w:tbl>
+      <w:tblPr>
+        <w:tblStyle w:val="TableNormal"/>
+        <w:tblW w:w="8319" w:type="dxa"/>
+        <w:tblInd w:w="107" w:type="dxa"/>
+        <w:tblLayout w:type="fixed"/>
+        <w:tblLook w:val="01E0" w:firstRow="1" w:lastRow="1" w:firstColumn="1" w:lastColumn="1" w:noHBand="0" w:noVBand="0"/>
+      </w:tblPr>
+      <w:tblGrid>
+        <w:gridCol w:w="2284"/>
+        <w:gridCol w:w="2004"/>
+        <w:gridCol w:w="4031"/>
+      </w:tblGrid>
+      <w:tr>
+        <w:trPr>
+          <w:trHeight w:val="679"/>
+        </w:trPr>
+        <w:tc>
+          <w:tcPr>
+            <w:tcW w:w="2284" w:type="dxa"/>
+            <w:tcBorders>
+              <w:top w:val="nil"/>
+              <w:left w:val="nil"/>
+              <w:bottom w:val="single" w:sz="8" w:space="0" w:color="DBDEE4"/>
+              <w:right w:val="nil"/>
+            </w:tcBorders>
+            <w:hideMark/>
+          </w:tcPr>
+          <w:p>
+            <w:pPr>
+              <w:pStyle w:val="TableParagraph"/>
+              <w:spacing w:line="235" w:lineRule="exact"/>
+              <w:ind w:left="1186"/>
+              <w:jc w:val="both"/>
+              <w:rPr>
+                <w:b/>
+                <w:bCs/>
+                <w:sz w:val="21"/>
+                <w:szCs w:val="21"/>
+              </w:rPr>
+            </w:pPr>
+            <w:proofErr w:type="spellStart"/>
+            <w:r>
+              <w:rPr>
+                <w:rFonts w:hint="cs"/>
+                <w:b/>
+                <w:bCs/>
+                <w:color w:val="090909"/>
+                <w:sz w:val="21"/>
+                <w:szCs w:val="21"/>
+                <w:rtl/>
+              </w:rPr>
+              <w:t>שדה</w:t>
+            </w:r>
+            <w:proofErr w:type="spellEnd"/>
+            <w:r>
+              <w:rPr>
+                <w:rFonts w:hint="cs"/>
+                <w:b/>
+                <w:bCs/>
+                <w:color w:val="090909"/>
+                <w:sz w:val="21"/>
+                <w:szCs w:val="21"/>
+                <w:rtl/>
+              </w:rPr>
+              <w:t xml:space="preserve"> </w:t>
+            </w:r>
+            <w:r>
+              <w:rPr>
+                <w:b/>
+                <w:bCs/>
+                <w:color w:val="090909"/>
+                <w:spacing w:val="-2"/>
+                <w:sz w:val="21"/>
+                <w:szCs w:val="21"/>
+              </w:rPr>
+              <w:t>(Key)</w:t>
+            </w:r>
+          </w:p>
+        </w:tc>
+        <w:tc>
+          <w:tcPr>
+            <w:tcW w:w="2004" w:type="dxa"/>
+            <w:tcBorders>
+              <w:top w:val="nil"/>
+              <w:left w:val="nil"/>
+              <w:bottom w:val="single" w:sz="8" w:space="0" w:color="DBDEE4"/>
+              <w:right w:val="nil"/>
+            </w:tcBorders>
+            <w:hideMark/>
+          </w:tcPr>
+          <w:p>
+            <w:pPr>
+              <w:pStyle w:val="TableParagraph"/>
+              <w:bidi/>
+              <w:spacing w:line="235" w:lineRule="exact"/>
+              <w:ind w:left="12"/>
+              <w:rPr>
+                <w:rFonts w:hint="cs"/>
+                <w:b/>
+                <w:bCs/>
+                <w:sz w:val="21"/>
+                <w:szCs w:val="21"/>
+                <w:rtl/>
+                <w:lang w:bidi="he-IL"/>
+              </w:rPr>
+            </w:pPr>
+            <w:proofErr w:type="spellStart"/>
+            <w:r>
+              <w:rPr>
+                <w:rFonts w:hint="cs"/>
+                <w:b/>
+                <w:bCs/>
+                <w:color w:val="090909"/>
+                <w:spacing w:val="-5"/>
+                <w:sz w:val="21"/>
+                <w:szCs w:val="21"/>
+                <w:rtl/>
+              </w:rPr>
+              <w:t>סוג</w:t>
+            </w:r>
+            <w:proofErr w:type="spellEnd"/>
+            <w:r>
+              <w:rPr>
+                <w:rFonts w:hint="cs"/>
+                <w:b/>
+                <w:bCs/>
+                <w:color w:val="090909"/>
+                <w:sz w:val="21"/>
+                <w:szCs w:val="21"/>
+                <w:rtl/>
+              </w:rPr>
+              <w:t xml:space="preserve"> </w:t>
+            </w:r>
+            <w:proofErr w:type="spellStart"/>
+            <w:r>
+              <w:rPr>
+                <w:rFonts w:hint="cs"/>
+                <w:b/>
+                <w:bCs/>
+                <w:color w:val="090909"/>
+                <w:sz w:val="21"/>
+                <w:szCs w:val="21"/>
+                <w:rtl/>
+              </w:rPr>
+              <w:t>נתון</w:t>
+            </w:r>
+            <w:proofErr w:type="spellEnd"/>
+          </w:p>
+        </w:tc>
+        <w:tc>
+          <w:tcPr>
+            <w:tcW w:w="4031" w:type="dxa"/>
+            <w:tcBorders>
+              <w:top w:val="nil"/>
+              <w:left w:val="nil"/>
+              <w:bottom w:val="single" w:sz="8" w:space="0" w:color="DBDEE4"/>
+              <w:right w:val="nil"/>
+            </w:tcBorders>
+            <w:hideMark/>
+          </w:tcPr>
+          <w:p>
+            <w:pPr>
+              <w:pStyle w:val="TableParagraph"/>
+              <w:bidi/>
+              <w:spacing w:line="235" w:lineRule="exact"/>
+              <w:ind w:left="2" w:right="-15"/>
+              <w:rPr>
+                <w:rFonts w:hint="cs"/>
+                <w:b/>
+                <w:bCs/>
+                <w:sz w:val="21"/>
+                <w:szCs w:val="21"/>
+                <w:rtl/>
+                <w:lang w:bidi="he-IL"/>
+              </w:rPr>
+            </w:pPr>
+            <w:proofErr w:type="spellStart"/>
+            <w:r>
+              <w:rPr>
+                <w:rFonts w:hint="cs"/>
+                <w:b/>
+                <w:bCs/>
+                <w:color w:val="090909"/>
+                <w:spacing w:val="-2"/>
+                <w:sz w:val="21"/>
+                <w:szCs w:val="21"/>
+                <w:rtl/>
+              </w:rPr>
+              <w:t>תיאור</w:t>
+            </w:r>
+            <w:proofErr w:type="spellEnd"/>
+            <w:r>
+              <w:rPr>
+                <w:rFonts w:hint="cs"/>
+                <w:b/>
+                <w:bCs/>
+                <w:color w:val="090909"/>
+                <w:sz w:val="21"/>
+                <w:szCs w:val="21"/>
+                <w:rtl/>
+              </w:rPr>
+              <w:t xml:space="preserve"> </w:t>
+            </w:r>
+            <w:r>
+              <w:rPr>
+                <w:b/>
+                <w:bCs/>
+                <w:color w:val="090909"/>
+                <w:sz w:val="21"/>
+                <w:szCs w:val="21"/>
+              </w:rPr>
+              <w:t>/</w:t>
+            </w:r>
+            <w:r>
+              <w:rPr>
+                <w:rFonts w:hint="cs"/>
+                <w:b/>
+                <w:bCs/>
+                <w:color w:val="090909"/>
+                <w:sz w:val="21"/>
+                <w:szCs w:val="21"/>
+                <w:rtl/>
+              </w:rPr>
+              <w:t xml:space="preserve"> </w:t>
+            </w:r>
+            <w:proofErr w:type="spellStart"/>
+            <w:r>
+              <w:rPr>
+                <w:rFonts w:hint="cs"/>
+                <w:b/>
+                <w:bCs/>
+                <w:color w:val="090909"/>
+                <w:sz w:val="21"/>
+                <w:szCs w:val="21"/>
+                <w:rtl/>
+              </w:rPr>
+              <w:t>דוגמה</w:t>
+            </w:r>
+            <w:proofErr w:type="spellEnd"/>
+          </w:p>
+        </w:tc>
+      </w:tr>
+      <w:tr>
+        <w:trPr>
+          <w:trHeight w:val="940"/>
+        </w:trPr>
+        <w:tc>
+          <w:tcPr>
+            <w:tcW w:w="2284" w:type="dxa"/>
+            <w:tcBorders>
+              <w:top w:val="single" w:sz="8" w:space="0" w:color="DBDEE4"/>
+              <w:left w:val="nil"/>
+              <w:bottom w:val="single" w:sz="8" w:space="0" w:color="DBDEE4"/>
+              <w:right w:val="nil"/>
+            </w:tcBorders>
+            <w:hideMark/>
+          </w:tcPr>
+          <w:p>
+            <w:pPr>
+              <w:pStyle w:val="TableParagraph"/>
+              <w:spacing w:before="188"/>
+              <w:rPr>
+                <w:b/>
+                <w:sz w:val="21"/>
+                <w:lang w:bidi="he-IL"/>
+              </w:rPr>
+            </w:pPr>
+            <w:proofErr w:type="spellStart"/>
+            <w:r>
+              <w:rPr>
+                <w:b/>
+                <w:color w:val="090909"/>
+                <w:spacing w:val="-5"/>
+                <w:sz w:val="21"/>
+                <w:lang w:bidi="he-IL"/>
+              </w:rPr>
+              <w:t>ArrayList</w:t>
+            </w:r>
+            <w:proofErr w:type="spellEnd"/>
+          </w:p>
+        </w:tc>
+        <w:tc>
+          <w:tcPr>
+            <w:tcW w:w="2004" w:type="dxa"/>
+            <w:tcBorders>
+              <w:top w:val="single" w:sz="8" w:space="0" w:color="DBDEE4"/>
+              <w:left w:val="nil"/>
+              <w:bottom w:val="single" w:sz="8" w:space="0" w:color="DBDEE4"/>
+              <w:right w:val="nil"/>
+            </w:tcBorders>
+            <w:hideMark/>
+          </w:tcPr>
+          <w:p>
+            <w:pPr>
+              <w:pStyle w:val="TableParagraph"/>
+              <w:spacing w:before="188"/>
+              <w:ind w:left="120"/>
+              <w:rPr>
+                <w:sz w:val="21"/>
+              </w:rPr>
+            </w:pPr>
+            <w:proofErr w:type="spellStart"/>
+            <w:r>
+              <w:rPr>
+                <w:b/>
+                <w:color w:val="090909"/>
+                <w:spacing w:val="-5"/>
+                <w:sz w:val="21"/>
+                <w:lang w:bidi="he-IL"/>
+              </w:rPr>
+              <w:t>ArrayList</w:t>
+            </w:r>
+            <w:proofErr w:type="spellEnd"/>
+          </w:p>
+        </w:tc>
+        <w:tc>
+          <w:tcPr>
+            <w:tcW w:w="4031" w:type="dxa"/>
+            <w:tcBorders>
+              <w:top w:val="single" w:sz="8" w:space="0" w:color="DBDEE4"/>
+              <w:left w:val="nil"/>
+              <w:bottom w:val="single" w:sz="8" w:space="0" w:color="DBDEE4"/>
+              <w:right w:val="nil"/>
+            </w:tcBorders>
+            <w:hideMark/>
+          </w:tcPr>
+          <w:p>
+            <w:pPr>
+              <w:pStyle w:val="TableParagraph"/>
+              <w:spacing w:before="188"/>
+              <w:ind w:left="-15"/>
+              <w:jc w:val="right"/>
+              <w:rPr>
+                <w:sz w:val="21"/>
+                <w:szCs w:val="21"/>
+              </w:rPr>
+            </w:pPr>
+            <w:proofErr w:type="spellStart"/>
+            <w:r>
+              <w:rPr>
+                <w:rFonts w:hint="cs"/>
+                <w:color w:val="090909"/>
+                <w:sz w:val="21"/>
+                <w:szCs w:val="21"/>
+                <w:rtl/>
+              </w:rPr>
+              <w:t>ייחודי</w:t>
+            </w:r>
+            <w:proofErr w:type="spellEnd"/>
+            <w:r>
+              <w:rPr>
+                <w:rFonts w:hint="cs"/>
+                <w:color w:val="090909"/>
+                <w:sz w:val="21"/>
+                <w:szCs w:val="21"/>
+                <w:rtl/>
+              </w:rPr>
+              <w:t xml:space="preserve"> </w:t>
+            </w:r>
+            <w:proofErr w:type="spellStart"/>
+            <w:r>
+              <w:rPr>
+                <w:rFonts w:hint="cs"/>
+                <w:color w:val="090909"/>
+                <w:sz w:val="21"/>
+                <w:szCs w:val="21"/>
+                <w:rtl/>
+              </w:rPr>
+              <w:t>מזהה</w:t>
+            </w:r>
+            <w:proofErr w:type="spellEnd"/>
+          </w:p>
+        </w:tc>
+      </w:tr>
+      <w:tr>
+        <w:trPr>
+          <w:trHeight w:val="939"/>
+        </w:trPr>
+        <w:tc>
+          <w:tcPr>
+            <w:tcW w:w="2284" w:type="dxa"/>
+            <w:tcBorders>
+              <w:top w:val="single" w:sz="8" w:space="0" w:color="DBDEE4"/>
+              <w:left w:val="nil"/>
+              <w:bottom w:val="single" w:sz="8" w:space="0" w:color="DBDEE4"/>
+              <w:right w:val="nil"/>
+            </w:tcBorders>
+            <w:hideMark/>
+          </w:tcPr>
+          <w:p>
+            <w:pPr>
+              <w:pStyle w:val="TableParagraph"/>
+              <w:spacing w:before="183"/>
+              <w:ind w:left="244"/>
+              <w:rPr>
+                <w:b/>
+                <w:sz w:val="21"/>
+              </w:rPr>
+            </w:pPr>
+            <w:proofErr w:type="spellStart"/>
+            <w:r>
+              <w:rPr>
+                <w:b/>
+                <w:color w:val="090909"/>
+                <w:spacing w:val="-2"/>
+                <w:sz w:val="21"/>
+              </w:rPr>
+              <w:t>fName</w:t>
+            </w:r>
+            <w:proofErr w:type="spellEnd"/>
+          </w:p>
+        </w:tc>
+        <w:tc>
+          <w:tcPr>
+            <w:tcW w:w="2004" w:type="dxa"/>
+            <w:tcBorders>
+              <w:top w:val="single" w:sz="8" w:space="0" w:color="DBDEE4"/>
+              <w:left w:val="nil"/>
+              <w:bottom w:val="single" w:sz="8" w:space="0" w:color="DBDEE4"/>
+              <w:right w:val="nil"/>
+            </w:tcBorders>
+            <w:hideMark/>
+          </w:tcPr>
+          <w:p>
+            <w:pPr>
+              <w:pStyle w:val="TableParagraph"/>
+              <w:spacing w:before="183"/>
+              <w:ind w:left="120"/>
+              <w:rPr>
+                <w:sz w:val="21"/>
+              </w:rPr>
+            </w:pPr>
+            <w:r>
+              <w:rPr>
+                <w:color w:val="090909"/>
+                <w:spacing w:val="-2"/>
+                <w:sz w:val="21"/>
+              </w:rPr>
+              <w:t>String</w:t>
+            </w:r>
+          </w:p>
+        </w:tc>
+        <w:tc>
+          <w:tcPr>
+            <w:tcW w:w="4031" w:type="dxa"/>
+            <w:tcBorders>
+              <w:top w:val="single" w:sz="8" w:space="0" w:color="DBDEE4"/>
+              <w:left w:val="nil"/>
+              <w:bottom w:val="single" w:sz="8" w:space="0" w:color="DBDEE4"/>
+              <w:right w:val="nil"/>
+            </w:tcBorders>
+            <w:hideMark/>
+          </w:tcPr>
+          <w:p>
+            <w:pPr>
+              <w:pStyle w:val="TableParagraph"/>
+              <w:bidi/>
+              <w:spacing w:before="183"/>
+              <w:ind w:left="2598" w:right="-15"/>
+              <w:rPr>
+                <w:rFonts w:hint="cs"/>
+                <w:sz w:val="21"/>
+                <w:szCs w:val="21"/>
+                <w:rtl/>
+                <w:lang w:bidi="he-IL"/>
+              </w:rPr>
+            </w:pPr>
+            <w:r>
+              <w:rPr>
+                <w:color w:val="090909"/>
+                <w:spacing w:val="-5"/>
+                <w:sz w:val="21"/>
+                <w:szCs w:val="21"/>
+              </w:rPr>
+              <w:t>)</w:t>
+            </w:r>
+            <w:bookmarkStart w:id="0" w:name="_GoBack"/>
+            <w:bookmarkEnd w:id="0"/>
+            <w:proofErr w:type="spellStart"/>
+            <w:r>
+              <w:rPr>
+                <w:rFonts w:hint="cs"/>
+                <w:color w:val="090909"/>
+                <w:spacing w:val="-5"/>
+                <w:sz w:val="21"/>
+                <w:szCs w:val="21"/>
+                <w:rtl/>
+              </w:rPr>
+              <w:t>שם</w:t>
+            </w:r>
+            <w:proofErr w:type="spellEnd"/>
+            <w:r>
+              <w:rPr>
+                <w:rFonts w:hint="cs"/>
+                <w:color w:val="090909"/>
+                <w:sz w:val="21"/>
+                <w:szCs w:val="21"/>
+                <w:rtl/>
+              </w:rPr>
+              <w:t xml:space="preserve"> </w:t>
+            </w:r>
+            <w:proofErr w:type="spellStart"/>
+            <w:r>
+              <w:rPr>
+                <w:rFonts w:hint="cs"/>
+                <w:color w:val="090909"/>
+                <w:sz w:val="21"/>
+                <w:szCs w:val="21"/>
+                <w:rtl/>
+              </w:rPr>
+              <w:t>פרטי</w:t>
+            </w:r>
+            <w:proofErr w:type="spellEnd"/>
+            <w:r>
+              <w:rPr>
+                <w:rFonts w:hint="cs"/>
+                <w:color w:val="090909"/>
+                <w:sz w:val="21"/>
+                <w:szCs w:val="21"/>
+                <w:rtl/>
+              </w:rPr>
+              <w:t xml:space="preserve"> </w:t>
+            </w:r>
+            <w:r>
+              <w:rPr>
+                <w:color w:val="090909"/>
+                <w:sz w:val="21"/>
+                <w:szCs w:val="21"/>
+              </w:rPr>
+              <w:t>)</w:t>
+            </w:r>
+            <w:proofErr w:type="spellStart"/>
+            <w:r>
+              <w:rPr>
+                <w:rFonts w:hint="cs"/>
+                <w:color w:val="090909"/>
+                <w:sz w:val="21"/>
+                <w:szCs w:val="21"/>
+                <w:rtl/>
+              </w:rPr>
+              <w:t>לפחות</w:t>
+            </w:r>
+            <w:proofErr w:type="spellEnd"/>
+            <w:r>
+              <w:rPr>
+                <w:rFonts w:hint="cs"/>
+                <w:color w:val="090909"/>
+                <w:sz w:val="21"/>
+                <w:szCs w:val="21"/>
+                <w:rtl/>
+              </w:rPr>
+              <w:t xml:space="preserve"> </w:t>
+            </w:r>
+            <w:r>
+              <w:rPr>
+                <w:color w:val="090909"/>
+                <w:sz w:val="21"/>
+                <w:szCs w:val="21"/>
+              </w:rPr>
+              <w:t>2</w:t>
+            </w:r>
+            <w:r>
+              <w:rPr>
+                <w:rFonts w:hint="cs"/>
+                <w:color w:val="090909"/>
+                <w:sz w:val="21"/>
+                <w:szCs w:val="21"/>
+                <w:rtl/>
+              </w:rPr>
+              <w:t xml:space="preserve"> </w:t>
+            </w:r>
+            <w:proofErr w:type="spellStart"/>
+            <w:r>
+              <w:rPr>
+                <w:rFonts w:hint="cs"/>
+                <w:color w:val="090909"/>
+                <w:sz w:val="21"/>
+                <w:szCs w:val="21"/>
+                <w:rtl/>
+              </w:rPr>
+              <w:t>תווים</w:t>
+            </w:r>
+            <w:proofErr w:type="spellEnd"/>
+          </w:p>
+        </w:tc>
+      </w:tr>
+      <w:tr>
+        <w:trPr>
+          <w:trHeight w:val="920"/>
+        </w:trPr>
+        <w:tc>
+          <w:tcPr>
+            <w:tcW w:w="2284" w:type="dxa"/>
+            <w:tcBorders>
+              <w:top w:val="single" w:sz="8" w:space="0" w:color="DBDEE4"/>
+              <w:left w:val="nil"/>
+              <w:bottom w:val="single" w:sz="8" w:space="0" w:color="DBDEE4"/>
+              <w:right w:val="nil"/>
+            </w:tcBorders>
+            <w:hideMark/>
+          </w:tcPr>
+          <w:p>
+            <w:pPr>
+              <w:pStyle w:val="TableParagraph"/>
+              <w:spacing w:before="177"/>
+              <w:ind w:left="244"/>
+              <w:rPr>
+                <w:b/>
+                <w:sz w:val="21"/>
+              </w:rPr>
+            </w:pPr>
+            <w:proofErr w:type="spellStart"/>
+            <w:r>
+              <w:rPr>
+                <w:b/>
+                <w:color w:val="090909"/>
+                <w:spacing w:val="-2"/>
+                <w:sz w:val="21"/>
+              </w:rPr>
+              <w:t>lName</w:t>
+            </w:r>
+            <w:proofErr w:type="spellEnd"/>
+          </w:p>
+        </w:tc>
+        <w:tc>
+          <w:tcPr>
+            <w:tcW w:w="2004" w:type="dxa"/>
+            <w:tcBorders>
+              <w:top w:val="single" w:sz="8" w:space="0" w:color="DBDEE4"/>
+              <w:left w:val="nil"/>
+              <w:bottom w:val="single" w:sz="8" w:space="0" w:color="DBDEE4"/>
+              <w:right w:val="nil"/>
+            </w:tcBorders>
+            <w:hideMark/>
+          </w:tcPr>
+          <w:p>
+            <w:pPr>
+              <w:pStyle w:val="TableParagraph"/>
+              <w:spacing w:before="177"/>
+              <w:ind w:left="120"/>
+              <w:rPr>
+                <w:sz w:val="21"/>
+              </w:rPr>
+            </w:pPr>
+            <w:r>
+              <w:rPr>
+                <w:color w:val="090909"/>
+                <w:spacing w:val="-2"/>
+                <w:sz w:val="21"/>
+              </w:rPr>
+              <w:t>String</w:t>
+            </w:r>
+          </w:p>
+        </w:tc>
+        <w:tc>
+          <w:tcPr>
+            <w:tcW w:w="4031" w:type="dxa"/>
+            <w:tcBorders>
+              <w:top w:val="single" w:sz="8" w:space="0" w:color="DBDEE4"/>
+              <w:left w:val="nil"/>
+              <w:bottom w:val="single" w:sz="8" w:space="0" w:color="DBDEE4"/>
+              <w:right w:val="nil"/>
+            </w:tcBorders>
+            <w:hideMark/>
+          </w:tcPr>
+          <w:p>
+            <w:pPr>
+              <w:pStyle w:val="TableParagraph"/>
+              <w:bidi/>
+              <w:spacing w:before="177"/>
+              <w:ind w:left="2356" w:right="-15"/>
+              <w:jc w:val="right"/>
+              <w:rPr>
+                <w:sz w:val="21"/>
+                <w:szCs w:val="21"/>
+              </w:rPr>
+            </w:pPr>
+            <w:r>
+              <w:rPr>
+                <w:color w:val="090909"/>
+                <w:spacing w:val="-5"/>
+                <w:sz w:val="21"/>
+                <w:szCs w:val="21"/>
+              </w:rPr>
+              <w:t>)</w:t>
+            </w:r>
+            <w:proofErr w:type="spellStart"/>
+            <w:r>
+              <w:rPr>
+                <w:rFonts w:hint="cs"/>
+                <w:color w:val="090909"/>
+                <w:spacing w:val="-5"/>
+                <w:sz w:val="21"/>
+                <w:szCs w:val="21"/>
+                <w:rtl/>
+              </w:rPr>
+              <w:t>שם</w:t>
+            </w:r>
+            <w:proofErr w:type="spellEnd"/>
+            <w:r>
+              <w:rPr>
+                <w:rFonts w:hint="cs"/>
+                <w:color w:val="090909"/>
+                <w:sz w:val="21"/>
+                <w:szCs w:val="21"/>
+                <w:rtl/>
+              </w:rPr>
+              <w:t xml:space="preserve"> </w:t>
+            </w:r>
+            <w:proofErr w:type="spellStart"/>
+            <w:r>
+              <w:rPr>
+                <w:rFonts w:hint="cs"/>
+                <w:color w:val="090909"/>
+                <w:sz w:val="21"/>
+                <w:szCs w:val="21"/>
+                <w:rtl/>
+              </w:rPr>
+              <w:t>משפחה</w:t>
+            </w:r>
+            <w:proofErr w:type="spellEnd"/>
+            <w:r>
+              <w:rPr>
+                <w:rFonts w:hint="cs"/>
+                <w:color w:val="090909"/>
+                <w:sz w:val="21"/>
+                <w:szCs w:val="21"/>
+                <w:rtl/>
+              </w:rPr>
+              <w:t xml:space="preserve"> </w:t>
+            </w:r>
+            <w:r>
+              <w:rPr>
+                <w:color w:val="090909"/>
+                <w:sz w:val="21"/>
+                <w:szCs w:val="21"/>
+              </w:rPr>
+              <w:t>)</w:t>
+            </w:r>
+            <w:proofErr w:type="spellStart"/>
+            <w:r>
+              <w:rPr>
+                <w:rFonts w:hint="cs"/>
+                <w:color w:val="090909"/>
+                <w:sz w:val="21"/>
+                <w:szCs w:val="21"/>
+                <w:rtl/>
+              </w:rPr>
+              <w:t>לפחות</w:t>
+            </w:r>
+            <w:proofErr w:type="spellEnd"/>
+            <w:r>
+              <w:rPr>
+                <w:rFonts w:hint="cs"/>
+                <w:color w:val="090909"/>
+                <w:sz w:val="21"/>
+                <w:szCs w:val="21"/>
+                <w:rtl/>
+              </w:rPr>
+              <w:t xml:space="preserve"> </w:t>
+            </w:r>
+            <w:r>
+              <w:rPr>
+                <w:color w:val="090909"/>
+                <w:sz w:val="21"/>
+                <w:szCs w:val="21"/>
+              </w:rPr>
+              <w:t>2</w:t>
+            </w:r>
+            <w:r>
+              <w:rPr>
+                <w:rFonts w:hint="cs"/>
+                <w:color w:val="090909"/>
+                <w:sz w:val="21"/>
+                <w:szCs w:val="21"/>
+                <w:rtl/>
+              </w:rPr>
+              <w:t xml:space="preserve"> </w:t>
+            </w:r>
+            <w:proofErr w:type="spellStart"/>
+            <w:r>
+              <w:rPr>
+                <w:rFonts w:hint="cs"/>
+                <w:color w:val="090909"/>
+                <w:sz w:val="21"/>
+                <w:szCs w:val="21"/>
+                <w:rtl/>
+              </w:rPr>
+              <w:t>תווים</w:t>
+            </w:r>
+            <w:proofErr w:type="spellEnd"/>
+          </w:p>
+        </w:tc>
+      </w:tr>
+      <w:tr>
+        <w:trPr>
+          <w:trHeight w:val="999"/>
+        </w:trPr>
+        <w:tc>
+          <w:tcPr>
+            <w:tcW w:w="2284" w:type="dxa"/>
+            <w:tcBorders>
+              <w:top w:val="single" w:sz="8" w:space="0" w:color="DBDEE4"/>
+              <w:left w:val="nil"/>
+              <w:bottom w:val="single" w:sz="8" w:space="0" w:color="DBDEE4"/>
+              <w:right w:val="nil"/>
+            </w:tcBorders>
+            <w:hideMark/>
+          </w:tcPr>
+          <w:p>
+            <w:pPr>
+              <w:pStyle w:val="TableParagraph"/>
+              <w:spacing w:before="192"/>
+              <w:ind w:left="244"/>
+              <w:rPr>
+                <w:b/>
+                <w:sz w:val="21"/>
+              </w:rPr>
+            </w:pPr>
+            <w:r>
+              <w:rPr>
+                <w:b/>
+                <w:color w:val="090909"/>
+                <w:spacing w:val="-2"/>
+                <w:sz w:val="21"/>
+              </w:rPr>
+              <w:t>email</w:t>
+            </w:r>
+          </w:p>
+        </w:tc>
+        <w:tc>
+          <w:tcPr>
+            <w:tcW w:w="2004" w:type="dxa"/>
+            <w:tcBorders>
+              <w:top w:val="single" w:sz="8" w:space="0" w:color="DBDEE4"/>
+              <w:left w:val="nil"/>
+              <w:bottom w:val="single" w:sz="8" w:space="0" w:color="DBDEE4"/>
+              <w:right w:val="nil"/>
+            </w:tcBorders>
+            <w:hideMark/>
+          </w:tcPr>
+          <w:p>
+            <w:pPr>
+              <w:pStyle w:val="TableParagraph"/>
+              <w:spacing w:before="192"/>
+              <w:ind w:left="120"/>
+              <w:rPr>
+                <w:sz w:val="21"/>
+              </w:rPr>
+            </w:pPr>
+            <w:r>
+              <w:rPr>
+                <w:color w:val="090909"/>
+                <w:spacing w:val="-2"/>
+                <w:sz w:val="21"/>
+              </w:rPr>
+              <w:t>String</w:t>
+            </w:r>
+          </w:p>
+        </w:tc>
+        <w:tc>
+          <w:tcPr>
+            <w:tcW w:w="4031" w:type="dxa"/>
+            <w:tcBorders>
+              <w:top w:val="single" w:sz="8" w:space="0" w:color="DBDEE4"/>
+              <w:left w:val="nil"/>
+              <w:bottom w:val="single" w:sz="8" w:space="0" w:color="DBDEE4"/>
+              <w:right w:val="nil"/>
+            </w:tcBorders>
+            <w:hideMark/>
+          </w:tcPr>
+          <w:p>
+            <w:pPr>
+              <w:pStyle w:val="TableParagraph"/>
+              <w:bidi/>
+              <w:spacing w:before="215"/>
+              <w:ind w:left="1190" w:right="-15"/>
+              <w:rPr>
+                <w:sz w:val="21"/>
+                <w:szCs w:val="21"/>
+              </w:rPr>
+            </w:pPr>
+            <w:hyperlink r:id="rId15" w:history="1">
+              <w:r>
+                <w:rPr>
+                  <w:rStyle w:val="Hyperlink"/>
+                  <w:rFonts w:ascii="Courier New" w:cs="Courier New"/>
+                  <w:color w:val="090909"/>
+                  <w:spacing w:val="-2"/>
+                  <w:sz w:val="21"/>
+                  <w:szCs w:val="21"/>
+                  <w:u w:val="none"/>
+                  <w:shd w:val="clear" w:color="auto" w:fill="F0F1F5"/>
+                </w:rPr>
+                <w:t>lia@gmail.com</w:t>
+              </w:r>
+              <w:r>
+                <w:rPr>
+                  <w:rStyle w:val="Hyperlink"/>
+                  <w:color w:val="090909"/>
+                  <w:spacing w:val="-2"/>
+                  <w:sz w:val="21"/>
+                  <w:szCs w:val="21"/>
+                  <w:u w:val="none"/>
+                </w:rPr>
+                <w:t>)</w:t>
+              </w:r>
+            </w:hyperlink>
+            <w:r>
+              <w:rPr>
+                <w:color w:val="090909"/>
+                <w:sz w:val="21"/>
+                <w:szCs w:val="21"/>
+                <w:rtl/>
+              </w:rPr>
+              <w:t xml:space="preserve"> </w:t>
+            </w:r>
+            <w:r>
+              <w:rPr>
+                <w:color w:val="090909"/>
+                <w:sz w:val="21"/>
+                <w:szCs w:val="21"/>
+              </w:rPr>
+              <w:t>:</w:t>
+            </w:r>
+            <w:proofErr w:type="spellStart"/>
+            <w:r>
+              <w:rPr>
+                <w:rFonts w:hint="cs"/>
+                <w:color w:val="090909"/>
+                <w:sz w:val="21"/>
+                <w:szCs w:val="21"/>
+                <w:rtl/>
+              </w:rPr>
+              <w:t>כתובת</w:t>
+            </w:r>
+            <w:proofErr w:type="spellEnd"/>
+            <w:r>
+              <w:rPr>
+                <w:rFonts w:hint="cs"/>
+                <w:color w:val="090909"/>
+                <w:sz w:val="21"/>
+                <w:szCs w:val="21"/>
+                <w:rtl/>
+              </w:rPr>
+              <w:t xml:space="preserve"> </w:t>
+            </w:r>
+            <w:proofErr w:type="spellStart"/>
+            <w:r>
+              <w:rPr>
+                <w:rFonts w:hint="cs"/>
+                <w:color w:val="090909"/>
+                <w:sz w:val="21"/>
+                <w:szCs w:val="21"/>
+                <w:rtl/>
+              </w:rPr>
+              <w:t>אימייל</w:t>
+            </w:r>
+            <w:proofErr w:type="spellEnd"/>
+            <w:r>
+              <w:rPr>
+                <w:rFonts w:hint="cs"/>
+                <w:color w:val="090909"/>
+                <w:spacing w:val="-2"/>
+                <w:sz w:val="21"/>
+                <w:szCs w:val="21"/>
+                <w:rtl/>
+              </w:rPr>
+              <w:t xml:space="preserve"> </w:t>
+            </w:r>
+            <w:r>
+              <w:rPr>
+                <w:color w:val="090909"/>
+                <w:sz w:val="21"/>
+                <w:szCs w:val="21"/>
+              </w:rPr>
+              <w:t>)</w:t>
+            </w:r>
+            <w:proofErr w:type="spellStart"/>
+            <w:r>
+              <w:rPr>
+                <w:rFonts w:hint="cs"/>
+                <w:color w:val="090909"/>
+                <w:sz w:val="21"/>
+                <w:szCs w:val="21"/>
+                <w:rtl/>
+              </w:rPr>
+              <w:t>למשל</w:t>
+            </w:r>
+            <w:proofErr w:type="spellEnd"/>
+          </w:p>
+        </w:tc>
+      </w:tr>
+      <w:tr>
+        <w:trPr>
+          <w:trHeight w:val="940"/>
+        </w:trPr>
+        <w:tc>
+          <w:tcPr>
+            <w:tcW w:w="2284" w:type="dxa"/>
+            <w:tcBorders>
+              <w:top w:val="single" w:sz="8" w:space="0" w:color="DBDEE4"/>
+              <w:left w:val="nil"/>
+              <w:bottom w:val="single" w:sz="8" w:space="0" w:color="DBDEE4"/>
+              <w:right w:val="nil"/>
+            </w:tcBorders>
+            <w:hideMark/>
+          </w:tcPr>
+          <w:p>
+            <w:pPr>
+              <w:pStyle w:val="TableParagraph"/>
+              <w:spacing w:before="182"/>
+              <w:ind w:left="244"/>
+              <w:rPr>
+                <w:b/>
+                <w:sz w:val="21"/>
+              </w:rPr>
+            </w:pPr>
+            <w:r>
+              <w:rPr>
+                <w:b/>
+                <w:color w:val="090909"/>
+                <w:spacing w:val="-2"/>
+                <w:sz w:val="21"/>
+              </w:rPr>
+              <w:t>password</w:t>
+            </w:r>
+          </w:p>
+        </w:tc>
+        <w:tc>
+          <w:tcPr>
+            <w:tcW w:w="2004" w:type="dxa"/>
+            <w:tcBorders>
+              <w:top w:val="single" w:sz="8" w:space="0" w:color="DBDEE4"/>
+              <w:left w:val="nil"/>
+              <w:bottom w:val="single" w:sz="8" w:space="0" w:color="DBDEE4"/>
+              <w:right w:val="nil"/>
+            </w:tcBorders>
+            <w:hideMark/>
+          </w:tcPr>
+          <w:p>
+            <w:pPr>
+              <w:pStyle w:val="TableParagraph"/>
+              <w:spacing w:before="182"/>
+              <w:ind w:left="120"/>
+              <w:rPr>
+                <w:sz w:val="21"/>
+              </w:rPr>
+            </w:pPr>
+            <w:r>
+              <w:rPr>
+                <w:color w:val="090909"/>
+                <w:spacing w:val="-2"/>
+                <w:sz w:val="21"/>
+              </w:rPr>
+              <w:t>String</w:t>
+            </w:r>
+          </w:p>
+        </w:tc>
+        <w:tc>
+          <w:tcPr>
+            <w:tcW w:w="4031" w:type="dxa"/>
+            <w:tcBorders>
+              <w:top w:val="single" w:sz="8" w:space="0" w:color="DBDEE4"/>
+              <w:left w:val="nil"/>
+              <w:bottom w:val="single" w:sz="8" w:space="0" w:color="DBDEE4"/>
+              <w:right w:val="nil"/>
+            </w:tcBorders>
+            <w:hideMark/>
+          </w:tcPr>
+          <w:p>
+            <w:pPr>
+              <w:pStyle w:val="TableParagraph"/>
+              <w:bidi/>
+              <w:spacing w:before="182"/>
+              <w:ind w:left="2186" w:right="-15"/>
+              <w:rPr>
+                <w:sz w:val="21"/>
+                <w:szCs w:val="21"/>
+              </w:rPr>
+            </w:pPr>
+            <w:r>
+              <w:rPr>
+                <w:color w:val="090909"/>
+                <w:spacing w:val="-2"/>
+                <w:sz w:val="21"/>
+                <w:szCs w:val="21"/>
+              </w:rPr>
+              <w:t>)</w:t>
+            </w:r>
+            <w:proofErr w:type="spellStart"/>
+            <w:r>
+              <w:rPr>
+                <w:rFonts w:hint="cs"/>
+                <w:color w:val="090909"/>
+                <w:spacing w:val="-2"/>
+                <w:sz w:val="21"/>
+                <w:szCs w:val="21"/>
+                <w:rtl/>
+              </w:rPr>
+              <w:t>סיסמת</w:t>
+            </w:r>
+            <w:proofErr w:type="spellEnd"/>
+            <w:r>
+              <w:rPr>
+                <w:rFonts w:hint="cs"/>
+                <w:color w:val="090909"/>
+                <w:sz w:val="21"/>
+                <w:szCs w:val="21"/>
+                <w:rtl/>
+              </w:rPr>
+              <w:t xml:space="preserve"> </w:t>
+            </w:r>
+            <w:proofErr w:type="spellStart"/>
+            <w:r>
+              <w:rPr>
+                <w:rFonts w:hint="cs"/>
+                <w:color w:val="090909"/>
+                <w:sz w:val="21"/>
+                <w:szCs w:val="21"/>
+                <w:rtl/>
+              </w:rPr>
+              <w:t>המשתמש</w:t>
+            </w:r>
+            <w:proofErr w:type="spellEnd"/>
+            <w:r>
+              <w:rPr>
+                <w:rFonts w:hint="cs"/>
+                <w:color w:val="090909"/>
+                <w:sz w:val="21"/>
+                <w:szCs w:val="21"/>
+                <w:rtl/>
+              </w:rPr>
+              <w:t xml:space="preserve"> </w:t>
+            </w:r>
+            <w:r>
+              <w:rPr>
+                <w:color w:val="090909"/>
+                <w:sz w:val="21"/>
+                <w:szCs w:val="21"/>
+              </w:rPr>
+              <w:t>6-12)</w:t>
+            </w:r>
+            <w:r>
+              <w:rPr>
+                <w:rFonts w:hint="cs"/>
+                <w:color w:val="090909"/>
+                <w:sz w:val="21"/>
+                <w:szCs w:val="21"/>
+                <w:rtl/>
+              </w:rPr>
+              <w:t xml:space="preserve"> </w:t>
+            </w:r>
+            <w:proofErr w:type="spellStart"/>
+            <w:r>
+              <w:rPr>
+                <w:rFonts w:hint="cs"/>
+                <w:color w:val="090909"/>
+                <w:sz w:val="21"/>
+                <w:szCs w:val="21"/>
+                <w:rtl/>
+              </w:rPr>
+              <w:t>תווים</w:t>
+            </w:r>
+            <w:proofErr w:type="spellEnd"/>
+          </w:p>
+        </w:tc>
+      </w:tr>
+      <w:tr>
+        <w:trPr>
+          <w:trHeight w:val="920"/>
+        </w:trPr>
+        <w:tc>
+          <w:tcPr>
+            <w:tcW w:w="2284" w:type="dxa"/>
+            <w:tcBorders>
+              <w:top w:val="single" w:sz="8" w:space="0" w:color="DBDEE4"/>
+              <w:left w:val="nil"/>
+              <w:bottom w:val="single" w:sz="8" w:space="0" w:color="DBDEE4"/>
+              <w:right w:val="nil"/>
+            </w:tcBorders>
+            <w:hideMark/>
+          </w:tcPr>
+          <w:p>
+            <w:pPr>
+              <w:pStyle w:val="TableParagraph"/>
+              <w:spacing w:before="176"/>
+              <w:ind w:left="244"/>
+              <w:rPr>
+                <w:b/>
+                <w:sz w:val="21"/>
+              </w:rPr>
+            </w:pPr>
+            <w:r>
+              <w:rPr>
+                <w:b/>
+                <w:color w:val="090909"/>
+                <w:spacing w:val="-2"/>
+                <w:sz w:val="21"/>
+              </w:rPr>
+              <w:t>phone</w:t>
+            </w:r>
+          </w:p>
+        </w:tc>
+        <w:tc>
+          <w:tcPr>
+            <w:tcW w:w="2004" w:type="dxa"/>
+            <w:tcBorders>
+              <w:top w:val="single" w:sz="8" w:space="0" w:color="DBDEE4"/>
+              <w:left w:val="nil"/>
+              <w:bottom w:val="single" w:sz="8" w:space="0" w:color="DBDEE4"/>
+              <w:right w:val="nil"/>
+            </w:tcBorders>
+            <w:hideMark/>
+          </w:tcPr>
+          <w:p>
+            <w:pPr>
+              <w:pStyle w:val="TableParagraph"/>
+              <w:spacing w:before="176"/>
+              <w:ind w:left="120"/>
+              <w:rPr>
+                <w:sz w:val="21"/>
+              </w:rPr>
+            </w:pPr>
+            <w:r>
+              <w:rPr>
+                <w:color w:val="090909"/>
+                <w:spacing w:val="-2"/>
+                <w:sz w:val="21"/>
+              </w:rPr>
+              <w:t>String</w:t>
+            </w:r>
+          </w:p>
+        </w:tc>
+        <w:tc>
+          <w:tcPr>
+            <w:tcW w:w="4031" w:type="dxa"/>
+            <w:tcBorders>
+              <w:top w:val="single" w:sz="8" w:space="0" w:color="DBDEE4"/>
+              <w:left w:val="nil"/>
+              <w:bottom w:val="single" w:sz="8" w:space="0" w:color="DBDEE4"/>
+              <w:right w:val="nil"/>
+            </w:tcBorders>
+            <w:hideMark/>
+          </w:tcPr>
+          <w:p>
+            <w:pPr>
+              <w:pStyle w:val="TableParagraph"/>
+              <w:bidi/>
+              <w:spacing w:before="176"/>
+              <w:ind w:left="2139" w:right="-15"/>
+              <w:rPr>
+                <w:sz w:val="21"/>
+                <w:szCs w:val="21"/>
+              </w:rPr>
+            </w:pPr>
+            <w:r>
+              <w:rPr>
+                <w:color w:val="090909"/>
+                <w:spacing w:val="-2"/>
+                <w:sz w:val="21"/>
+                <w:szCs w:val="21"/>
+              </w:rPr>
+              <w:t>)</w:t>
+            </w:r>
+            <w:proofErr w:type="spellStart"/>
+            <w:r>
+              <w:rPr>
+                <w:rFonts w:hint="cs"/>
+                <w:color w:val="090909"/>
+                <w:spacing w:val="-2"/>
+                <w:sz w:val="21"/>
+                <w:szCs w:val="21"/>
+                <w:rtl/>
+              </w:rPr>
+              <w:t>מספר</w:t>
+            </w:r>
+            <w:proofErr w:type="spellEnd"/>
+            <w:r>
+              <w:rPr>
+                <w:rFonts w:hint="cs"/>
+                <w:color w:val="090909"/>
+                <w:sz w:val="21"/>
+                <w:szCs w:val="21"/>
+                <w:rtl/>
+              </w:rPr>
+              <w:t xml:space="preserve"> </w:t>
+            </w:r>
+            <w:proofErr w:type="spellStart"/>
+            <w:r>
+              <w:rPr>
+                <w:rFonts w:hint="cs"/>
+                <w:color w:val="090909"/>
+                <w:sz w:val="21"/>
+                <w:szCs w:val="21"/>
+                <w:rtl/>
+              </w:rPr>
+              <w:t>טלפון</w:t>
+            </w:r>
+            <w:proofErr w:type="spellEnd"/>
+            <w:r>
+              <w:rPr>
+                <w:rFonts w:hint="cs"/>
+                <w:color w:val="090909"/>
+                <w:sz w:val="21"/>
+                <w:szCs w:val="21"/>
+                <w:rtl/>
+              </w:rPr>
+              <w:t xml:space="preserve"> </w:t>
+            </w:r>
+            <w:r>
+              <w:rPr>
+                <w:color w:val="090909"/>
+                <w:sz w:val="21"/>
+                <w:szCs w:val="21"/>
+              </w:rPr>
+              <w:t>)</w:t>
+            </w:r>
+            <w:proofErr w:type="spellStart"/>
+            <w:r>
+              <w:rPr>
+                <w:rFonts w:hint="cs"/>
+                <w:color w:val="090909"/>
+                <w:sz w:val="21"/>
+                <w:szCs w:val="21"/>
+                <w:rtl/>
+              </w:rPr>
+              <w:t>ערך</w:t>
+            </w:r>
+            <w:proofErr w:type="spellEnd"/>
+            <w:r>
+              <w:rPr>
+                <w:rFonts w:hint="cs"/>
+                <w:color w:val="090909"/>
+                <w:sz w:val="21"/>
+                <w:szCs w:val="21"/>
+                <w:rtl/>
+              </w:rPr>
+              <w:t xml:space="preserve"> </w:t>
+            </w:r>
+            <w:proofErr w:type="spellStart"/>
+            <w:r>
+              <w:rPr>
+                <w:rFonts w:hint="cs"/>
+                <w:color w:val="090909"/>
+                <w:sz w:val="21"/>
+                <w:szCs w:val="21"/>
+                <w:rtl/>
+              </w:rPr>
+              <w:t>מספרי</w:t>
+            </w:r>
+            <w:proofErr w:type="spellEnd"/>
+            <w:r>
+              <w:rPr>
+                <w:rFonts w:hint="cs"/>
+                <w:color w:val="090909"/>
+                <w:sz w:val="21"/>
+                <w:szCs w:val="21"/>
+                <w:rtl/>
+              </w:rPr>
+              <w:t xml:space="preserve"> </w:t>
+            </w:r>
+            <w:proofErr w:type="spellStart"/>
+            <w:r>
+              <w:rPr>
+                <w:rFonts w:hint="cs"/>
+                <w:color w:val="090909"/>
+                <w:sz w:val="21"/>
+                <w:szCs w:val="21"/>
+                <w:rtl/>
+              </w:rPr>
+              <w:t>בלבד</w:t>
+            </w:r>
+            <w:proofErr w:type="spellEnd"/>
+          </w:p>
+        </w:tc>
+      </w:tr>
+      <w:tr>
+        <w:trPr>
+          <w:trHeight w:val="432"/>
+        </w:trPr>
+        <w:tc>
+          <w:tcPr>
+            <w:tcW w:w="2284" w:type="dxa"/>
+            <w:tcBorders>
+              <w:top w:val="single" w:sz="8" w:space="0" w:color="DBDEE4"/>
+              <w:left w:val="nil"/>
+              <w:bottom w:val="nil"/>
+              <w:right w:val="nil"/>
+            </w:tcBorders>
+            <w:hideMark/>
+          </w:tcPr>
+          <w:p>
+            <w:pPr>
+              <w:pStyle w:val="TableParagraph"/>
+              <w:spacing w:before="191" w:line="221" w:lineRule="exact"/>
+              <w:ind w:left="244"/>
+              <w:rPr>
+                <w:b/>
+                <w:sz w:val="21"/>
+              </w:rPr>
+            </w:pPr>
+            <w:r>
+              <w:rPr>
+                <w:b/>
+                <w:color w:val="090909"/>
+                <w:spacing w:val="-5"/>
+                <w:sz w:val="21"/>
+              </w:rPr>
+              <w:t>ad</w:t>
+            </w:r>
+          </w:p>
+        </w:tc>
+        <w:tc>
+          <w:tcPr>
+            <w:tcW w:w="2004" w:type="dxa"/>
+            <w:tcBorders>
+              <w:top w:val="single" w:sz="8" w:space="0" w:color="DBDEE4"/>
+              <w:left w:val="nil"/>
+              <w:bottom w:val="nil"/>
+              <w:right w:val="nil"/>
+            </w:tcBorders>
+            <w:hideMark/>
+          </w:tcPr>
+          <w:p>
+            <w:pPr>
+              <w:pStyle w:val="TableParagraph"/>
+              <w:spacing w:before="191" w:line="221" w:lineRule="exact"/>
+              <w:ind w:left="120"/>
+              <w:rPr>
+                <w:sz w:val="21"/>
+              </w:rPr>
+            </w:pPr>
+            <w:r>
+              <w:rPr>
+                <w:color w:val="090909"/>
+                <w:spacing w:val="-2"/>
+                <w:sz w:val="21"/>
+              </w:rPr>
+              <w:t>Boolean</w:t>
+            </w:r>
+          </w:p>
+        </w:tc>
+        <w:tc>
+          <w:tcPr>
+            <w:tcW w:w="4031" w:type="dxa"/>
+            <w:tcBorders>
+              <w:top w:val="single" w:sz="8" w:space="0" w:color="DBDEE4"/>
+              <w:left w:val="nil"/>
+              <w:bottom w:val="nil"/>
+              <w:right w:val="nil"/>
+            </w:tcBorders>
+            <w:hideMark/>
+          </w:tcPr>
+          <w:p>
+            <w:pPr>
+              <w:pStyle w:val="TableParagraph"/>
+              <w:bidi/>
+              <w:spacing w:before="191" w:line="221" w:lineRule="exact"/>
+              <w:ind w:left="1564" w:right="-15"/>
+              <w:rPr>
+                <w:sz w:val="21"/>
+                <w:szCs w:val="21"/>
+              </w:rPr>
+            </w:pPr>
+            <w:r>
+              <w:rPr>
+                <w:color w:val="090909"/>
+                <w:spacing w:val="-2"/>
+                <w:sz w:val="21"/>
+                <w:szCs w:val="21"/>
+              </w:rPr>
+              <w:t>(true/false)</w:t>
+            </w:r>
+            <w:r>
+              <w:rPr>
+                <w:rFonts w:hint="cs"/>
+                <w:color w:val="090909"/>
+                <w:sz w:val="21"/>
+                <w:szCs w:val="21"/>
+                <w:rtl/>
+              </w:rPr>
+              <w:t xml:space="preserve"> </w:t>
+            </w:r>
+            <w:proofErr w:type="spellStart"/>
+            <w:r>
+              <w:rPr>
+                <w:rFonts w:hint="cs"/>
+                <w:color w:val="090909"/>
+                <w:sz w:val="21"/>
+                <w:szCs w:val="21"/>
+                <w:rtl/>
+              </w:rPr>
+              <w:t>האם</w:t>
+            </w:r>
+            <w:proofErr w:type="spellEnd"/>
+            <w:r>
+              <w:rPr>
+                <w:rFonts w:hint="cs"/>
+                <w:color w:val="090909"/>
+                <w:sz w:val="21"/>
+                <w:szCs w:val="21"/>
+                <w:rtl/>
+              </w:rPr>
+              <w:t xml:space="preserve"> </w:t>
+            </w:r>
+            <w:proofErr w:type="spellStart"/>
+            <w:r>
+              <w:rPr>
+                <w:rFonts w:hint="cs"/>
+                <w:color w:val="090909"/>
+                <w:sz w:val="21"/>
+                <w:szCs w:val="21"/>
+                <w:rtl/>
+              </w:rPr>
+              <w:t>המשתמש</w:t>
+            </w:r>
+            <w:proofErr w:type="spellEnd"/>
+            <w:r>
+              <w:rPr>
+                <w:rFonts w:hint="cs"/>
+                <w:color w:val="090909"/>
+                <w:sz w:val="21"/>
+                <w:szCs w:val="21"/>
+                <w:rtl/>
+              </w:rPr>
+              <w:t xml:space="preserve"> </w:t>
+            </w:r>
+            <w:proofErr w:type="spellStart"/>
+            <w:r>
+              <w:rPr>
+                <w:rFonts w:hint="cs"/>
+                <w:color w:val="090909"/>
+                <w:sz w:val="21"/>
+                <w:szCs w:val="21"/>
+                <w:rtl/>
+              </w:rPr>
+              <w:t>הוא</w:t>
+            </w:r>
+            <w:proofErr w:type="spellEnd"/>
+            <w:r>
+              <w:rPr>
+                <w:rFonts w:hint="cs"/>
+                <w:color w:val="090909"/>
+                <w:sz w:val="21"/>
+                <w:szCs w:val="21"/>
+                <w:rtl/>
+              </w:rPr>
+              <w:t xml:space="preserve"> </w:t>
+            </w:r>
+            <w:proofErr w:type="spellStart"/>
+            <w:r>
+              <w:rPr>
+                <w:rFonts w:hint="cs"/>
+                <w:color w:val="090909"/>
+                <w:sz w:val="21"/>
+                <w:szCs w:val="21"/>
+                <w:rtl/>
+              </w:rPr>
+              <w:t>מנהל</w:t>
+            </w:r>
+            <w:proofErr w:type="spellEnd"/>
+          </w:p>
+        </w:tc>
+      </w:tr>
+    </w:tbl>
+    <w:p>
+      <w:pPr>
+        <w:pStyle w:val="a3"/>
+        <w:rPr>
+          <w:b/>
+          <w:sz w:val="20"/>
+        </w:rPr>
+      </w:pPr>
+    </w:p>
+    <w:p>
+      <w:pPr>
+        <w:pStyle w:val="a3"/>
+        <w:spacing w:before="216"/>
+        <w:rPr>
+          <w:b/>
+          <w:sz w:val="20"/>
+        </w:rPr>
+      </w:pPr>
+      <w:r>
+        <w:rPr>
+          <w:noProof/>
+        </w:rPr>
+        <mc:AlternateContent>
+          <mc:Choice Requires="wps">
+            <w:drawing>
+              <wp:anchor distT="0" distB="0" distL="0" distR="0" simplePos="0" relativeHeight="251662336" behindDoc="1" locked="0" layoutInCell="1" allowOverlap="1" wp14:anchorId="71599278" wp14:editId="1454F910">
+                <wp:simplePos x="0" y="0"/>
+                <wp:positionH relativeFrom="page">
+                  <wp:posOffset>1181100</wp:posOffset>
+                </wp:positionH>
+                <wp:positionV relativeFrom="paragraph">
+                  <wp:posOffset>298450</wp:posOffset>
+                </wp:positionV>
+                <wp:extent cx="5207000" cy="1270"/>
+                <wp:effectExtent l="0" t="0" r="12700" b="17780"/>
+                <wp:wrapTopAndBottom/>
+                <wp:docPr id="68" name="צורה חופשית 68"/>
+                <wp:cNvGraphicFramePr>
+                  <a:graphicFrameLocks xmlns:a="http://schemas.openxmlformats.org/drawingml/2006/main"/>
+                </wp:cNvGraphicFramePr>
+                <a:graphic xmlns:a="http://schemas.openxmlformats.org/drawingml/2006/main">
+                  <a:graphicData uri="http://schemas.microsoft.com/office/word/2010/wordprocessingShape">
+                    <wps:wsp>
+                      <wps:cNvSpPr>
+                        <a:spLocks/>
+                      </wps:cNvSpPr>
+                      <wps:spPr>
+                        <a:xfrm>
+                          <a:off x="0" y="0"/>
+                          <a:ext cx="5207000" cy="1270"/>
+                        </a:xfrm>
+                        <a:custGeom>
+                          <a:avLst/>
+                          <a:gdLst/>
+                          <a:ahLst/>
+                          <a:cxnLst/>
+                          <a:rect l="l" t="t" r="r" b="b"/>
+                          <a:pathLst>
+                            <a:path w="5207000">
+                              <a:moveTo>
+                                <a:pt x="0" y="0"/>
+                              </a:moveTo>
+                              <a:lnTo>
+                                <a:pt x="5206999" y="0"/>
+                              </a:lnTo>
+                            </a:path>
+                          </a:pathLst>
+                        </a:custGeom>
+                        <a:ln w="12700">
+                          <a:solidFill>
+                            <a:srgbClr val="878787"/>
+                          </a:solidFill>
+                          <a:prstDash val="solid"/>
+                        </a:ln>
+                      </wps:spPr>
+                      <wps:bodyPr wrap="square" lIns="0" tIns="0" rIns="0" bIns="0" rtlCol="0">
+                        <a:prstTxWarp prst="textNoShape">
+                          <a:avLst/>
+                        </a:prstTxWarp>
+                        <a:noAutofit/>
+                      </wps:bodyPr>
+                    </wps:wsp>
+                  </a:graphicData>
+                </a:graphic>
+                <wp14:sizeRelH relativeFrom="page">
+                  <wp14:pctWidth>0</wp14:pctWidth>
+                </wp14:sizeRelH>
+                <wp14:sizeRelV relativeFrom="page">
+                  <wp14:pctHeight>0</wp14:pctHeight>
+                </wp14:sizeRelV>
+              </wp:anchor>
+            </w:drawing>
+          </mc:Choice>
+          <mc:Fallback>
+            <w:pict>
+              <v:shape id="צורה חופשית 68" o:spid="_x0000_s1026" style="position:absolute;left:0;text-align:left;margin-left:93pt;margin-top:23.5pt;width:410pt;height:.1pt;z-index:-251654144;visibility:visible;mso-wrap-style:square;mso-width-percent:0;mso-height-percent:0;mso-wrap-distance-left:0;mso-wrap-distance-top:0;mso-wrap-distance-right:0;mso-wrap-distance-bottom:0;mso-position-horizontal:absolute;mso-position-horizontal-relative:page;mso-position-vertical:absolute;mso-position-vertical-relative:text;mso-width-percent:0;mso-height-percent:0;mso-width-relative:page;mso-height-relative:page;v-text-anchor:top" coordsize="5207000,1270" o:gfxdata="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" path="m,l5206999,e" filled="f" strokecolor="#878787" strokeweight="1pt">
+                <v:path arrowok="t"/>
+                <w10:wrap type="topAndBottom" anchorx="page"/>
+              </v:shape>
+            </w:pict>
+          </mc:Fallback>
+        </mc:AlternateContent>
+      </w:r>
+    </w:p>
+    <w:p>
+      <w:pPr>
+        <w:rPr>
+          <w:rFonts w:hint="cs"/>
+          <w:rtl/>
+        </w:rPr>
+      </w:pPr>
+    </w:p>
+    <w:p>
+      <w:pPr>
+        <w:rPr>
+          <w:rFonts w:hint="cs"/>
+          <w:rtl/>
+        </w:rPr>
+      </w:pPr>
+    </w:p>
+    <w:p>
+      <w:pPr>
+        <w:rPr>
+          <w:rFonts w:hint="cs"/>
+          <w:rtl/>
+        </w:rPr>
+      </w:pPr>
+    </w:p>
+    <w:p>
+      <w:pPr>
+        <w:rPr>
+          <w:rFonts w:hint="cs"/>
+          <w:rtl/>
+        </w:rPr>
+      </w:pPr>
+    </w:p>
+    <w:p>
+      <w:pPr>
+        <w:rPr>
+          <w:rFonts w:hint="cs"/>
+          <w:rtl/>
+        </w:rPr>
+      </w:pPr>
+    </w:p>
+    <w:p>
+      <w:pPr>
+        <w:rPr>
+          <w:rFonts w:hint="cs"/>
+          <w:rtl/>
+        </w:rPr>
+      </w:pPr>
+    </w:p>
+    <w:p>
+      <w:pPr>
+        <w:rPr>
+          <w:rFonts w:hint="cs"/>
+          <w:rtl/>
+        </w:rPr>
+      </w:pPr>
+    </w:p>
+    <w:p>
+      <w:pPr>
+        <w:rPr>
+          <w:rFonts w:hint="cs"/>
+          <w:rtl/>
+        </w:rPr>
+      </w:pPr>
+    </w:p>
+    <w:p>
+      <w:pPr>
+        <w:rPr>
+          <w:rFonts w:hint="cs"/>
+          <w:rtl/>
+        </w:rPr>
+      </w:pPr>
+    </w:p>
+    <w:p>
+      <w:pPr>
+        <w:rPr>
+          <w:rFonts w:hint="cs"/>
+          <w:rtl/>
+        </w:rPr>
+      </w:pPr>
+    </w:p>
+    <w:p>
+      <w:pPr>
+        <w:jc w:val="right"/>
+        <w:rPr>
+          <w:rFonts w:hint="cs"/>
+          <w:sz w:val="18"/>
+          <w:szCs w:val="18"/>
+          <w:rtl/>
+        </w:rPr>
+      </w:pPr>
+    </w:p>
+    <w:p>
+      <w:pPr>
+        <w:jc w:val="right"/>
+        <w:rPr>
+          <w:rFonts w:hint="cs"/>
+          <w:sz w:val="18"/>
+          <w:szCs w:val="18"/>
+          <w:rtl/>
+        </w:rPr>
+      </w:pPr>
+      <w:r>
+        <w:rPr>
+          <w:rFonts w:hint="cs"/>
+          <w:sz w:val="18"/>
+          <w:szCs w:val="18"/>
+          <w:rtl/>
+        </w:rPr>
+        <w:lastRenderedPageBreak/>
+        <w:t>1</w:t>
+      </w:r>
+      <w:r>
+        <w:rPr>
+          <w:rFonts w:hint="cs"/>
+          <w:sz w:val="18"/>
+          <w:szCs w:val="18"/>
+          <w:rtl/>
+        </w:rPr>
+        <w:t>2</w:t>
       </w:r>
     </w:p>
     <w:p>

--- a/Gal.docx
+++ b/Gal.docx
@@ -18345,7 +18345,7 @@
       </w:tr>
       <w:tr>
         <w:trPr>
-          <w:trHeight w:val="940"/>
+          <w:trHeight w:val="964"/>
         </w:trPr>
         <w:tc>
           <w:tcPr>
@@ -18398,11 +18398,22 @@
               <w:pStyle w:val="TableParagraph"/>
               <w:spacing w:before="188"/>
               <w:ind w:left="120"/>
+              <w:jc w:val="center"/>
               <w:rPr>
                 <w:sz w:val="21"/>
               </w:rPr>
             </w:pPr>
             <w:proofErr w:type="spellStart"/>
+            <w:r>
+              <w:rPr>
+                <w:b/>
+                <w:color w:val="090909"/>
+                <w:spacing w:val="-5"/>
+                <w:sz w:val="21"/>
+                <w:lang w:bidi="he-IL"/>
+              </w:rPr>
+              <w:t>item</w:t>
+            </w:r>
             <w:r>
               <w:rPr>
                 <w:b/>
@@ -18434,11 +18445,13 @@
               <w:ind w:left="-15"/>
               <w:jc w:val="right"/>
               <w:rPr>
+                <w:rFonts w:hint="cs"/>
                 <w:sz w:val="21"/>
                 <w:szCs w:val="21"/>
+                <w:rtl/>
+                <w:lang w:bidi="he-IL"/>
               </w:rPr>
             </w:pPr>
-            <w:proofErr w:type="spellStart"/>
             <w:r>
               <w:rPr>
                 <w:rFonts w:hint="cs"/>
@@ -18446,10 +18459,10 @@
                 <w:sz w:val="21"/>
                 <w:szCs w:val="21"/>
                 <w:rtl/>
-              </w:rPr>
-              <w:t>ייחודי</w:t>
-            </w:r>
-            <w:proofErr w:type="spellEnd"/>
+                <w:lang w:bidi="he-IL"/>
+              </w:rPr>
+              <w:t xml:space="preserve">כל המוצרים </w:t>
+            </w:r>
             <w:r>
               <w:rPr>
                 <w:rFonts w:hint="cs"/>
@@ -18457,10 +18470,12 @@
                 <w:sz w:val="21"/>
                 <w:szCs w:val="21"/>
                 <w:rtl/>
-              </w:rPr>
-              <w:t xml:space="preserve"> </w:t>
-            </w:r>
-            <w:proofErr w:type="spellStart"/>
+                <w:lang w:bidi="he-IL"/>
+              </w:rPr>
+              <w:t>שנוספו ל</w:t>
+            </w:r>
+            <w:bookmarkStart w:id="0" w:name="_GoBack"/>
+            <w:bookmarkEnd w:id="0"/>
             <w:r>
               <w:rPr>
                 <w:rFonts w:hint="cs"/>
@@ -18468,22 +18483,131 @@
                 <w:sz w:val="21"/>
                 <w:szCs w:val="21"/>
                 <w:rtl/>
-              </w:rPr>
-              <w:t>מזהה</w:t>
-            </w:r>
-            <w:proofErr w:type="spellEnd"/>
+                <w:lang w:bidi="he-IL"/>
+              </w:rPr>
+              <w:t>עגלה</w:t>
+            </w:r>
           </w:p>
         </w:tc>
       </w:tr>
+    </w:tbl>
+    <w:p>
+      <w:pPr>
+        <w:rPr>
+          <w:rFonts w:hint="cs"/>
+          <w:rtl/>
+        </w:rPr>
+      </w:pPr>
+    </w:p>
+    <w:p>
+      <w:pPr>
+        <w:rPr>
+          <w:rFonts w:hint="cs"/>
+          <w:rtl/>
+        </w:rPr>
+      </w:pPr>
+    </w:p>
+    <w:p>
+      <w:pPr>
+        <w:pStyle w:val="2"/>
+        <w:bidi/>
+        <w:spacing w:before="80"/>
+        <w:ind w:left="457" w:right="54"/>
+        <w:jc w:val="left"/>
+      </w:pPr>
+      <w:r>
+        <w:rPr>
+          <w:rFonts w:hint="cs"/>
+          <w:color w:val="090909"/>
+          <w:spacing w:val="-4"/>
+          <w:rtl/>
+        </w:rPr>
+        <w:t>טבלת</w:t>
+      </w:r>
+      <w:r>
+        <w:rPr>
+          <w:rFonts w:hint="cs"/>
+          <w:color w:val="090909"/>
+          <w:rtl/>
+        </w:rPr>
+        <w:t xml:space="preserve"> </w:t>
+      </w:r>
+      <w:r>
+        <w:rPr>
+          <w:rFonts w:hint="cs"/>
+          <w:color w:val="090909"/>
+          <w:rtl/>
+        </w:rPr>
+        <w:t>מוצרים מועדפים</w:t>
+      </w:r>
+      <w:r>
+        <w:rPr>
+          <w:rFonts w:hint="cs"/>
+          <w:color w:val="090909"/>
+          <w:rtl/>
+        </w:rPr>
+        <w:t xml:space="preserve"> </w:t>
+      </w:r>
+      <w:r>
+        <w:rPr>
+          <w:color w:val="090909"/>
+        </w:rPr>
+        <w:t>(</w:t>
+      </w:r>
+      <w:r>
+        <w:rPr>
+          <w:color w:val="090909"/>
+        </w:rPr>
+        <w:t>Favorites</w:t>
+      </w:r>
+      <w:r>
+        <w:rPr>
+          <w:color w:val="090909"/>
+        </w:rPr>
+        <w:t>)</w:t>
+      </w:r>
+    </w:p>
+    <w:p>
+      <w:pPr>
+        <w:pStyle w:val="a3"/>
+        <w:rPr>
+          <w:b/>
+          <w:sz w:val="20"/>
+        </w:rPr>
+      </w:pPr>
+    </w:p>
+    <w:p>
+      <w:pPr>
+        <w:pStyle w:val="a3"/>
+        <w:spacing w:before="4" w:after="1"/>
+        <w:rPr>
+          <w:b/>
+          <w:sz w:val="20"/>
+        </w:rPr>
+      </w:pPr>
+    </w:p>
+    <w:tbl>
+      <w:tblPr>
+        <w:tblStyle w:val="TableNormal"/>
+        <w:tblW w:w="8319" w:type="dxa"/>
+        <w:tblInd w:w="107" w:type="dxa"/>
+        <w:tblLayout w:type="fixed"/>
+        <w:tblLook w:val="01E0" w:firstRow="1" w:lastRow="1" w:firstColumn="1" w:lastColumn="1" w:noHBand="0" w:noVBand="0"/>
+      </w:tblPr>
+      <w:tblGrid>
+        <w:gridCol w:w="2284"/>
+        <w:gridCol w:w="2004"/>
+        <w:gridCol w:w="4031"/>
+      </w:tblGrid>
       <w:tr>
         <w:trPr>
-          <w:trHeight w:val="939"/>
+          <w:trHeight w:val="679"/>
         </w:trPr>
         <w:tc>
           <w:tcPr>
             <w:tcW w:w="2284" w:type="dxa"/>
             <w:tcBorders>
-              <w:top w:val="single" w:sz="8" w:space="0" w:color="DBDEE4"/>
+              <w:top w:val="nil"/>
               <w:left w:val="nil"/>
               <w:bottom w:val="single" w:sz="8" w:space="0" w:color="DBDEE4"/>
               <w:right w:val="nil"/>
@@ -18493,61 +18617,60 @@
           <w:p>
             <w:pPr>
               <w:pStyle w:val="TableParagraph"/>
-              <w:spacing w:before="183"/>
-              <w:ind w:left="244"/>
+              <w:spacing w:line="235" w:lineRule="exact"/>
+              <w:ind w:left="1186"/>
+              <w:jc w:val="both"/>
               <w:rPr>
                 <w:b/>
-                <w:sz w:val="21"/>
+                <w:bCs/>
+                <w:sz w:val="21"/>
+                <w:szCs w:val="21"/>
               </w:rPr>
             </w:pPr>
             <w:proofErr w:type="spellStart"/>
             <w:r>
               <w:rPr>
+                <w:rFonts w:hint="cs"/>
                 <w:b/>
+                <w:bCs/>
+                <w:color w:val="090909"/>
+                <w:sz w:val="21"/>
+                <w:szCs w:val="21"/>
+                <w:rtl/>
+              </w:rPr>
+              <w:t>שדה</w:t>
+            </w:r>
+            <w:proofErr w:type="spellEnd"/>
+            <w:r>
+              <w:rPr>
+                <w:rFonts w:hint="cs"/>
+                <w:b/>
+                <w:bCs/>
+                <w:color w:val="090909"/>
+                <w:sz w:val="21"/>
+                <w:szCs w:val="21"/>
+                <w:rtl/>
+              </w:rPr>
+              <w:t xml:space="preserve"> </w:t>
+            </w:r>
+            <w:r>
+              <w:rPr>
+                <w:b/>
+                <w:bCs/>
                 <w:color w:val="090909"/>
                 <w:spacing w:val="-2"/>
                 <w:sz w:val="21"/>
-              </w:rPr>
-              <w:t>fName</w:t>
-            </w:r>
-            <w:proofErr w:type="spellEnd"/>
+                <w:szCs w:val="21"/>
+              </w:rPr>
+              <w:t>(Key)</w:t>
+            </w:r>
           </w:p>
         </w:tc>
         <w:tc>
           <w:tcPr>
             <w:tcW w:w="2004" w:type="dxa"/>
             <w:tcBorders>
-              <w:top w:val="single" w:sz="8" w:space="0" w:color="DBDEE4"/>
-              <w:left w:val="nil"/>
-              <w:bottom w:val="single" w:sz="8" w:space="0" w:color="DBDEE4"/>
-              <w:right w:val="nil"/>
-            </w:tcBorders>
-            <w:hideMark/>
-          </w:tcPr>
-          <w:p>
-            <w:pPr>
-              <w:pStyle w:val="TableParagraph"/>
-              <w:spacing w:before="183"/>
-              <w:ind w:left="120"/>
-              <w:rPr>
-                <w:sz w:val="21"/>
-              </w:rPr>
-            </w:pPr>
-            <w:r>
-              <w:rPr>
-                <w:color w:val="090909"/>
-                <w:spacing w:val="-2"/>
-                <w:sz w:val="21"/>
-              </w:rPr>
-              <w:t>String</w:t>
-            </w:r>
-          </w:p>
-        </w:tc>
-        <w:tc>
-          <w:tcPr>
-            <w:tcW w:w="4031" w:type="dxa"/>
-            <w:tcBorders>
-              <w:top w:val="single" w:sz="8" w:space="0" w:color="DBDEE4"/>
+              <w:top w:val="nil"/>
               <w:left w:val="nil"/>
               <w:bottom w:val="single" w:sz="8" w:space="0" w:color="DBDEE4"/>
               <w:right w:val="nil"/>
@@ -18558,208 +18681,66 @@
             <w:pPr>
               <w:pStyle w:val="TableParagraph"/>
               <w:bidi/>
-              <w:spacing w:before="183"/>
-              <w:ind w:left="2598" w:right="-15"/>
-              <w:rPr>
-                <w:rFonts w:hint="cs"/>
+              <w:spacing w:line="235" w:lineRule="exact"/>
+              <w:ind w:left="12"/>
+              <w:rPr>
+                <w:rFonts w:hint="cs"/>
+                <w:b/>
+                <w:bCs/>
                 <w:sz w:val="21"/>
                 <w:szCs w:val="21"/>
                 <w:rtl/>
                 <w:lang w:bidi="he-IL"/>
               </w:rPr>
             </w:pPr>
-            <w:r>
-              <w:rPr>
+            <w:proofErr w:type="spellStart"/>
+            <w:r>
+              <w:rPr>
+                <w:rFonts w:hint="cs"/>
+                <w:b/>
+                <w:bCs/>
                 <w:color w:val="090909"/>
                 <w:spacing w:val="-5"/>
                 <w:sz w:val="21"/>
                 <w:szCs w:val="21"/>
-              </w:rPr>
-              <w:t>)</w:t>
-            </w:r>
-            <w:bookmarkStart w:id="0" w:name="_GoBack"/>
-            <w:bookmarkEnd w:id="0"/>
+                <w:rtl/>
+              </w:rPr>
+              <w:t>סוג</w:t>
+            </w:r>
+            <w:proofErr w:type="spellEnd"/>
+            <w:r>
+              <w:rPr>
+                <w:rFonts w:hint="cs"/>
+                <w:b/>
+                <w:bCs/>
+                <w:color w:val="090909"/>
+                <w:sz w:val="21"/>
+                <w:szCs w:val="21"/>
+                <w:rtl/>
+              </w:rPr>
+              <w:t xml:space="preserve"> </w:t>
+            </w:r>
             <w:proofErr w:type="spellStart"/>
             <w:r>
               <w:rPr>
                 <w:rFonts w:hint="cs"/>
+                <w:b/>
+                <w:bCs/>
                 <w:color w:val="090909"/>
-                <w:spacing w:val="-5"/>
                 <w:sz w:val="21"/>
                 <w:szCs w:val="21"/>
                 <w:rtl/>
               </w:rPr>
-              <w:t>שם</w:t>
+              <w:t>נתון</w:t>
             </w:r>
             <w:proofErr w:type="spellEnd"/>
-            <w:r>
-              <w:rPr>
-                <w:rFonts w:hint="cs"/>
-                <w:color w:val="090909"/>
-                <w:sz w:val="21"/>
-                <w:szCs w:val="21"/>
-                <w:rtl/>
-              </w:rPr>
-              <w:t xml:space="preserve"> </w:t>
-            </w:r>
-            <w:proofErr w:type="spellStart"/>
-            <w:r>
-              <w:rPr>
-                <w:rFonts w:hint="cs"/>
-                <w:color w:val="090909"/>
-                <w:sz w:val="21"/>
-                <w:szCs w:val="21"/>
-                <w:rtl/>
-              </w:rPr>
-              <w:t>פרטי</w:t>
-            </w:r>
-            <w:proofErr w:type="spellEnd"/>
-            <w:r>
-              <w:rPr>
-                <w:rFonts w:hint="cs"/>
-                <w:color w:val="090909"/>
-                <w:sz w:val="21"/>
-                <w:szCs w:val="21"/>
-                <w:rtl/>
-              </w:rPr>
-              <w:t xml:space="preserve"> </w:t>
-            </w:r>
-            <w:r>
-              <w:rPr>
-                <w:color w:val="090909"/>
-                <w:sz w:val="21"/>
-                <w:szCs w:val="21"/>
-              </w:rPr>
-              <w:t>)</w:t>
-            </w:r>
-            <w:proofErr w:type="spellStart"/>
-            <w:r>
-              <w:rPr>
-                <w:rFonts w:hint="cs"/>
-                <w:color w:val="090909"/>
-                <w:sz w:val="21"/>
-                <w:szCs w:val="21"/>
-                <w:rtl/>
-              </w:rPr>
-              <w:t>לפחות</w:t>
-            </w:r>
-            <w:proofErr w:type="spellEnd"/>
-            <w:r>
-              <w:rPr>
-                <w:rFonts w:hint="cs"/>
-                <w:color w:val="090909"/>
-                <w:sz w:val="21"/>
-                <w:szCs w:val="21"/>
-                <w:rtl/>
-              </w:rPr>
-              <w:t xml:space="preserve"> </w:t>
-            </w:r>
-            <w:r>
-              <w:rPr>
-                <w:color w:val="090909"/>
-                <w:sz w:val="21"/>
-                <w:szCs w:val="21"/>
-              </w:rPr>
-              <w:t>2</w:t>
-            </w:r>
-            <w:r>
-              <w:rPr>
-                <w:rFonts w:hint="cs"/>
-                <w:color w:val="090909"/>
-                <w:sz w:val="21"/>
-                <w:szCs w:val="21"/>
-                <w:rtl/>
-              </w:rPr>
-              <w:t xml:space="preserve"> </w:t>
-            </w:r>
-            <w:proofErr w:type="spellStart"/>
-            <w:r>
-              <w:rPr>
-                <w:rFonts w:hint="cs"/>
-                <w:color w:val="090909"/>
-                <w:sz w:val="21"/>
-                <w:szCs w:val="21"/>
-                <w:rtl/>
-              </w:rPr>
-              <w:t>תווים</w:t>
-            </w:r>
-            <w:proofErr w:type="spellEnd"/>
-          </w:p>
-        </w:tc>
-      </w:tr>
-      <w:tr>
-        <w:trPr>
-          <w:trHeight w:val="920"/>
-        </w:trPr>
-        <w:tc>
-          <w:tcPr>
-            <w:tcW w:w="2284" w:type="dxa"/>
-            <w:tcBorders>
-              <w:top w:val="single" w:sz="8" w:space="0" w:color="DBDEE4"/>
-              <w:left w:val="nil"/>
-              <w:bottom w:val="single" w:sz="8" w:space="0" w:color="DBDEE4"/>
-              <w:right w:val="nil"/>
-            </w:tcBorders>
-            <w:hideMark/>
-          </w:tcPr>
-          <w:p>
-            <w:pPr>
-              <w:pStyle w:val="TableParagraph"/>
-              <w:spacing w:before="177"/>
-              <w:ind w:left="244"/>
-              <w:rPr>
-                <w:b/>
-                <w:sz w:val="21"/>
-              </w:rPr>
-            </w:pPr>
-            <w:proofErr w:type="spellStart"/>
-            <w:r>
-              <w:rPr>
-                <w:b/>
-                <w:color w:val="090909"/>
-                <w:spacing w:val="-2"/>
-                <w:sz w:val="21"/>
-              </w:rPr>
-              <w:t>lName</w:t>
-            </w:r>
-            <w:proofErr w:type="spellEnd"/>
-          </w:p>
-        </w:tc>
-        <w:tc>
-          <w:tcPr>
-            <w:tcW w:w="2004" w:type="dxa"/>
-            <w:tcBorders>
-              <w:top w:val="single" w:sz="8" w:space="0" w:color="DBDEE4"/>
-              <w:left w:val="nil"/>
-              <w:bottom w:val="single" w:sz="8" w:space="0" w:color="DBDEE4"/>
-              <w:right w:val="nil"/>
-            </w:tcBorders>
-            <w:hideMark/>
-          </w:tcPr>
-          <w:p>
-            <w:pPr>
-              <w:pStyle w:val="TableParagraph"/>
-              <w:spacing w:before="177"/>
-              <w:ind w:left="120"/>
-              <w:rPr>
-                <w:sz w:val="21"/>
-              </w:rPr>
-            </w:pPr>
-            <w:r>
-              <w:rPr>
-                <w:color w:val="090909"/>
-                <w:spacing w:val="-2"/>
-                <w:sz w:val="21"/>
-              </w:rPr>
-              <w:t>String</w:t>
-            </w:r>
           </w:p>
         </w:tc>
         <w:tc>
           <w:tcPr>
             <w:tcW w:w="4031" w:type="dxa"/>
             <w:tcBorders>
-              <w:top w:val="single" w:sz="8" w:space="0" w:color="DBDEE4"/>
+              <w:top w:val="nil"/>
               <w:left w:val="nil"/>
               <w:bottom w:val="single" w:sz="8" w:space="0" w:color="DBDEE4"/>
               <w:right w:val="nil"/>
@@ -18770,325 +18751,79 @@
             <w:pPr>
               <w:pStyle w:val="TableParagraph"/>
               <w:bidi/>
-              <w:spacing w:before="177"/>
-              <w:ind w:left="2356" w:right="-15"/>
-              <w:jc w:val="right"/>
-              <w:rPr>
+              <w:spacing w:line="235" w:lineRule="exact"/>
+              <w:ind w:left="2" w:right="-15"/>
+              <w:rPr>
+                <w:rFonts w:hint="cs"/>
+                <w:b/>
+                <w:bCs/>
                 <w:sz w:val="21"/>
                 <w:szCs w:val="21"/>
+                <w:rtl/>
+                <w:lang w:bidi="he-IL"/>
               </w:rPr>
             </w:pPr>
-            <w:r>
-              <w:rPr>
-                <w:color w:val="090909"/>
-                <w:spacing w:val="-5"/>
-                <w:sz w:val="21"/>
-                <w:szCs w:val="21"/>
-              </w:rPr>
-              <w:t>)</w:t>
-            </w:r>
             <w:proofErr w:type="spellStart"/>
             <w:r>
               <w:rPr>
                 <w:rFonts w:hint="cs"/>
-                <w:color w:val="090909"/>
-                <w:spacing w:val="-5"/>
-                <w:sz w:val="21"/>
-                <w:szCs w:val="21"/>
-                <w:rtl/>
-              </w:rPr>
-              <w:t>שם</w:t>
-            </w:r>
-            <w:proofErr w:type="spellEnd"/>
-            <w:r>
-              <w:rPr>
-                <w:rFonts w:hint="cs"/>
-                <w:color w:val="090909"/>
-                <w:sz w:val="21"/>
-                <w:szCs w:val="21"/>
-                <w:rtl/>
-              </w:rPr>
-              <w:t xml:space="preserve"> </w:t>
-            </w:r>
-            <w:proofErr w:type="spellStart"/>
-            <w:r>
-              <w:rPr>
-                <w:rFonts w:hint="cs"/>
-                <w:color w:val="090909"/>
-                <w:sz w:val="21"/>
-                <w:szCs w:val="21"/>
-                <w:rtl/>
-              </w:rPr>
-              <w:t>משפחה</w:t>
-            </w:r>
-            <w:proofErr w:type="spellEnd"/>
-            <w:r>
-              <w:rPr>
-                <w:rFonts w:hint="cs"/>
-                <w:color w:val="090909"/>
-                <w:sz w:val="21"/>
-                <w:szCs w:val="21"/>
-                <w:rtl/>
-              </w:rPr>
-              <w:t xml:space="preserve"> </w:t>
-            </w:r>
-            <w:r>
-              <w:rPr>
-                <w:color w:val="090909"/>
-                <w:sz w:val="21"/>
-                <w:szCs w:val="21"/>
-              </w:rPr>
-              <w:t>)</w:t>
-            </w:r>
-            <w:proofErr w:type="spellStart"/>
-            <w:r>
-              <w:rPr>
-                <w:rFonts w:hint="cs"/>
-                <w:color w:val="090909"/>
-                <w:sz w:val="21"/>
-                <w:szCs w:val="21"/>
-                <w:rtl/>
-              </w:rPr>
-              <w:t>לפחות</w:t>
-            </w:r>
-            <w:proofErr w:type="spellEnd"/>
-            <w:r>
-              <w:rPr>
-                <w:rFonts w:hint="cs"/>
-                <w:color w:val="090909"/>
-                <w:sz w:val="21"/>
-                <w:szCs w:val="21"/>
-                <w:rtl/>
-              </w:rPr>
-              <w:t xml:space="preserve"> </w:t>
-            </w:r>
-            <w:r>
-              <w:rPr>
-                <w:color w:val="090909"/>
-                <w:sz w:val="21"/>
-                <w:szCs w:val="21"/>
-              </w:rPr>
-              <w:t>2</w:t>
-            </w:r>
-            <w:r>
-              <w:rPr>
-                <w:rFonts w:hint="cs"/>
-                <w:color w:val="090909"/>
-                <w:sz w:val="21"/>
-                <w:szCs w:val="21"/>
-                <w:rtl/>
-              </w:rPr>
-              <w:t xml:space="preserve"> </w:t>
-            </w:r>
-            <w:proofErr w:type="spellStart"/>
-            <w:r>
-              <w:rPr>
-                <w:rFonts w:hint="cs"/>
-                <w:color w:val="090909"/>
-                <w:sz w:val="21"/>
-                <w:szCs w:val="21"/>
-                <w:rtl/>
-              </w:rPr>
-              <w:t>תווים</w:t>
-            </w:r>
-            <w:proofErr w:type="spellEnd"/>
-          </w:p>
-        </w:tc>
-      </w:tr>
-      <w:tr>
-        <w:trPr>
-          <w:trHeight w:val="999"/>
-        </w:trPr>
-        <w:tc>
-          <w:tcPr>
-            <w:tcW w:w="2284" w:type="dxa"/>
-            <w:tcBorders>
-              <w:top w:val="single" w:sz="8" w:space="0" w:color="DBDEE4"/>
-              <w:left w:val="nil"/>
-              <w:bottom w:val="single" w:sz="8" w:space="0" w:color="DBDEE4"/>
-              <w:right w:val="nil"/>
-            </w:tcBorders>
-            <w:hideMark/>
-          </w:tcPr>
-          <w:p>
-            <w:pPr>
-              <w:pStyle w:val="TableParagraph"/>
-              <w:spacing w:before="192"/>
-              <w:ind w:left="244"/>
-              <w:rPr>
                 <w:b/>
-                <w:sz w:val="21"/>
-              </w:rPr>
-            </w:pPr>
-            <w:r>
-              <w:rPr>
-                <w:b/>
+                <w:bCs/>
                 <w:color w:val="090909"/>
                 <w:spacing w:val="-2"/>
                 <w:sz w:val="21"/>
-              </w:rPr>
-              <w:t>email</w:t>
-            </w:r>
-          </w:p>
-        </w:tc>
-        <w:tc>
-          <w:tcPr>
-            <w:tcW w:w="2004" w:type="dxa"/>
-            <w:tcBorders>
-              <w:top w:val="single" w:sz="8" w:space="0" w:color="DBDEE4"/>
-              <w:left w:val="nil"/>
-              <w:bottom w:val="single" w:sz="8" w:space="0" w:color="DBDEE4"/>
-              <w:right w:val="nil"/>
-            </w:tcBorders>
-            <w:hideMark/>
-          </w:tcPr>
-          <w:p>
-            <w:pPr>
-              <w:pStyle w:val="TableParagraph"/>
-              <w:spacing w:before="192"/>
-              <w:ind w:left="120"/>
-              <w:rPr>
-                <w:sz w:val="21"/>
-              </w:rPr>
-            </w:pPr>
-            <w:r>
-              <w:rPr>
+                <w:szCs w:val="21"/>
+                <w:rtl/>
+              </w:rPr>
+              <w:t>תיאור</w:t>
+            </w:r>
+            <w:proofErr w:type="spellEnd"/>
+            <w:r>
+              <w:rPr>
+                <w:rFonts w:hint="cs"/>
+                <w:b/>
+                <w:bCs/>
                 <w:color w:val="090909"/>
-                <w:spacing w:val="-2"/>
-                <w:sz w:val="21"/>
-              </w:rPr>
-              <w:t>String</w:t>
-            </w:r>
-          </w:p>
-        </w:tc>
-        <w:tc>
-          <w:tcPr>
-            <w:tcW w:w="4031" w:type="dxa"/>
-            <w:tcBorders>
-              <w:top w:val="single" w:sz="8" w:space="0" w:color="DBDEE4"/>
-              <w:left w:val="nil"/>
-              <w:bottom w:val="single" w:sz="8" w:space="0" w:color="DBDEE4"/>
-              <w:right w:val="nil"/>
-            </w:tcBorders>
-            <w:hideMark/>
-          </w:tcPr>
-          <w:p>
-            <w:pPr>
-              <w:pStyle w:val="TableParagraph"/>
-              <w:bidi/>
-              <w:spacing w:before="215"/>
-              <w:ind w:left="1190" w:right="-15"/>
-              <w:rPr>
                 <w:sz w:val="21"/>
                 <w:szCs w:val="21"/>
-              </w:rPr>
-            </w:pPr>
-            <w:hyperlink r:id="rId15" w:history="1">
-              <w:r>
-                <w:rPr>
-                  <w:rStyle w:val="Hyperlink"/>
-                  <w:rFonts w:ascii="Courier New" w:cs="Courier New"/>
-                  <w:color w:val="090909"/>
-                  <w:spacing w:val="-2"/>
-                  <w:sz w:val="21"/>
-                  <w:szCs w:val="21"/>
-                  <w:u w:val="none"/>
-                  <w:shd w:val="clear" w:color="auto" w:fill="F0F1F5"/>
-                </w:rPr>
-                <w:t>lia@gmail.com</w:t>
-              </w:r>
-              <w:r>
-                <w:rPr>
-                  <w:rStyle w:val="Hyperlink"/>
-                  <w:color w:val="090909"/>
-                  <w:spacing w:val="-2"/>
-                  <w:sz w:val="21"/>
-                  <w:szCs w:val="21"/>
-                  <w:u w:val="none"/>
-                </w:rPr>
-                <w:t>)</w:t>
-              </w:r>
-            </w:hyperlink>
-            <w:r>
-              <w:rPr>
+                <w:rtl/>
+              </w:rPr>
+              <w:t xml:space="preserve"> </w:t>
+            </w:r>
+            <w:r>
+              <w:rPr>
+                <w:b/>
+                <w:bCs/>
                 <w:color w:val="090909"/>
                 <w:sz w:val="21"/>
                 <w:szCs w:val="21"/>
+              </w:rPr>
+              <w:t>/</w:t>
+            </w:r>
+            <w:r>
+              <w:rPr>
+                <w:rFonts w:hint="cs"/>
+                <w:b/>
+                <w:bCs/>
+                <w:color w:val="090909"/>
+                <w:sz w:val="21"/>
+                <w:szCs w:val="21"/>
                 <w:rtl/>
               </w:rPr>
               <w:t xml:space="preserve"> </w:t>
             </w:r>
-            <w:r>
-              <w:rPr>
+            <w:proofErr w:type="spellStart"/>
+            <w:r>
+              <w:rPr>
+                <w:rFonts w:hint="cs"/>
+                <w:b/>
+                <w:bCs/>
                 <w:color w:val="090909"/>
                 <w:sz w:val="21"/>
                 <w:szCs w:val="21"/>
-              </w:rPr>
-              <w:t>:</w:t>
-            </w:r>
-            <w:proofErr w:type="spellStart"/>
-            <w:r>
-              <w:rPr>
-                <w:rFonts w:hint="cs"/>
-                <w:color w:val="090909"/>
-                <w:sz w:val="21"/>
-                <w:szCs w:val="21"/>
-                <w:rtl/>
-              </w:rPr>
-              <w:t>כתובת</w:t>
-            </w:r>
-            <w:proofErr w:type="spellEnd"/>
-            <w:r>
-              <w:rPr>
-                <w:rFonts w:hint="cs"/>
-                <w:color w:val="090909"/>
-                <w:sz w:val="21"/>
-                <w:szCs w:val="21"/>
-                <w:rtl/>
-              </w:rPr>
-              <w:t xml:space="preserve"> </w:t>
-            </w:r>
-            <w:proofErr w:type="spellStart"/>
-            <w:r>
-              <w:rPr>
-                <w:rFonts w:hint="cs"/>
-                <w:color w:val="090909"/>
-                <w:sz w:val="21"/>
-                <w:szCs w:val="21"/>
-                <w:rtl/>
-              </w:rPr>
-              <w:t>אימייל</w:t>
-            </w:r>
-            <w:proofErr w:type="spellEnd"/>
-            <w:r>
-              <w:rPr>
-                <w:rFonts w:hint="cs"/>
-                <w:color w:val="090909"/>
-                <w:spacing w:val="-2"/>
-                <w:sz w:val="21"/>
-                <w:szCs w:val="21"/>
-                <w:rtl/>
-              </w:rPr>
-              <w:t xml:space="preserve"> </w:t>
-            </w:r>
-            <w:r>
-              <w:rPr>
-                <w:color w:val="090909"/>
-                <w:sz w:val="21"/>
-                <w:szCs w:val="21"/>
-              </w:rPr>
-              <w:t>)</w:t>
-            </w:r>
-            <w:proofErr w:type="spellStart"/>
-            <w:r>
-              <w:rPr>
-                <w:rFonts w:hint="cs"/>
-                <w:color w:val="090909"/>
-                <w:sz w:val="21"/>
-                <w:szCs w:val="21"/>
-                <w:rtl/>
-              </w:rPr>
-              <w:t>למשל</w:t>
+                <w:rtl/>
+              </w:rPr>
+              <w:t>דוגמה</w:t>
             </w:r>
             <w:proofErr w:type="spellEnd"/>
           </w:p>
@@ -19112,22 +18847,25 @@
           <w:p>
             <w:pPr>
               <w:pStyle w:val="TableParagraph"/>
-              <w:spacing w:before="182"/>
-              <w:ind w:left="244"/>
+              <w:spacing w:before="188"/>
               <w:rPr>
                 <w:b/>
                 <w:sz w:val="21"/>
+                <w:lang w:bidi="he-IL"/>
               </w:rPr>
             </w:pPr>
+            <w:proofErr w:type="spellStart"/>
             <w:r>
               <w:rPr>
                 <w:b/>
                 <w:color w:val="090909"/>
-                <w:spacing w:val="-2"/>
-                <w:sz w:val="21"/>
-              </w:rPr>
-              <w:t>password</w:t>
-            </w:r>
+                <w:spacing w:val="-5"/>
+                <w:sz w:val="21"/>
+                <w:lang w:bidi="he-IL"/>
+              </w:rPr>
+              <w:t>favoritemList</w:t>
+            </w:r>
+            <w:proofErr w:type="spellEnd"/>
           </w:p>
         </w:tc>
         <w:tc>
@@ -19144,20 +18882,25 @@
           <w:p>
             <w:pPr>
               <w:pStyle w:val="TableParagraph"/>
-              <w:spacing w:before="182"/>
+              <w:spacing w:before="188"/>
               <w:ind w:left="120"/>
+              <w:jc w:val="center"/>
               <w:rPr>
                 <w:sz w:val="21"/>
               </w:rPr>
             </w:pPr>
-            <w:r>
-              <w:rPr>
+            <w:proofErr w:type="spellStart"/>
+            <w:r>
+              <w:rPr>
+                <w:b/>
                 <w:color w:val="090909"/>
-                <w:spacing w:val="-2"/>
-                <w:sz w:val="21"/>
-              </w:rPr>
-              <w:t>String</w:t>
-            </w:r>
+                <w:spacing w:val="-5"/>
+                <w:sz w:val="21"/>
+                <w:lang w:bidi="he-IL"/>
+              </w:rPr>
+              <w:t>ArrayList</w:t>
+            </w:r>
+            <w:proofErr w:type="spellEnd"/>
           </w:p>
         </w:tc>
         <w:tc>
@@ -19174,495 +18917,39 @@
           <w:p>
             <w:pPr>
               <w:pStyle w:val="TableParagraph"/>
-              <w:bidi/>
-              <w:spacing w:before="182"/>
-              <w:ind w:left="2186" w:right="-15"/>
-              <w:rPr>
+              <w:spacing w:before="188"/>
+              <w:ind w:left="-15"/>
+              <w:jc w:val="right"/>
+              <w:rPr>
+                <w:rFonts w:hint="cs"/>
                 <w:sz w:val="21"/>
                 <w:szCs w:val="21"/>
+                <w:rtl/>
+                <w:lang w:bidi="he-IL"/>
               </w:rPr>
             </w:pPr>
             <w:r>
               <w:rPr>
+                <w:rFonts w:hint="cs"/>
                 <w:color w:val="090909"/>
-                <w:spacing w:val="-2"/>
                 <w:sz w:val="21"/>
                 <w:szCs w:val="21"/>
-              </w:rPr>
-              <w:t>)</w:t>
-            </w:r>
-            <w:proofErr w:type="spellStart"/>
+                <w:rtl/>
+                <w:lang w:bidi="he-IL"/>
+              </w:rPr>
+              <w:t xml:space="preserve">כל המוצרים </w:t>
+            </w:r>
             <w:r>
               <w:rPr>
                 <w:rFonts w:hint="cs"/>
                 <w:color w:val="090909"/>
-                <w:spacing w:val="-2"/>
                 <w:sz w:val="21"/>
                 <w:szCs w:val="21"/>
                 <w:rtl/>
-              </w:rPr>
-              <w:t>סיסמת</w:t>
-            </w:r>
-            <w:proofErr w:type="spellEnd"/>
-            <w:r>
-              <w:rPr>
-                <w:rFonts w:hint="cs"/>
-                <w:color w:val="090909"/>
-                <w:sz w:val="21"/>
-                <w:szCs w:val="21"/>
-                <w:rtl/>
-              </w:rPr>
-              <w:t xml:space="preserve"> </w:t>
-            </w:r>
-            <w:proofErr w:type="spellStart"/>
-            <w:r>
-              <w:rPr>
-                <w:rFonts w:hint="cs"/>
-                <w:color w:val="090909"/>
-                <w:sz w:val="21"/>
-                <w:szCs w:val="21"/>
-                <w:rtl/>
-              </w:rPr>
-              <w:t>המשתמש</w:t>
-            </w:r>
-            <w:proofErr w:type="spellEnd"/>
-            <w:r>
-              <w:rPr>
-                <w:rFonts w:hint="cs"/>
-                <w:color w:val="090909"/>
-                <w:sz w:val="21"/>
-                <w:szCs w:val="21"/>
-                <w:rtl/>
-              </w:rPr>
-              <w:t xml:space="preserve"> </w:t>
-            </w:r>
-            <w:r>
-              <w:rPr>
-                <w:color w:val="090909"/>
-                <w:sz w:val="21"/>
-                <w:szCs w:val="21"/>
-              </w:rPr>
-              <w:t>6-12)</w:t>
-            </w:r>
-            <w:r>
-              <w:rPr>
-                <w:rFonts w:hint="cs"/>
-                <w:color w:val="090909"/>
-                <w:sz w:val="21"/>
-                <w:szCs w:val="21"/>
-                <w:rtl/>
-              </w:rPr>
-              <w:t xml:space="preserve"> </w:t>
-            </w:r>
-            <w:proofErr w:type="spellStart"/>
-            <w:r>
-              <w:rPr>
-                <w:rFonts w:hint="cs"/>
-                <w:color w:val="090909"/>
-                <w:sz w:val="21"/>
-                <w:szCs w:val="21"/>
-                <w:rtl/>
-              </w:rPr>
-              <w:t>תווים</w:t>
-            </w:r>
-            <w:proofErr w:type="spellEnd"/>
-          </w:p>
-        </w:tc>
-      </w:tr>
-      <w:tr>
-        <w:trPr>
-          <w:trHeight w:val="920"/>
-        </w:trPr>
-        <w:tc>
-          <w:tcPr>
-            <w:tcW w:w="2284" w:type="dxa"/>
-            <w:tcBorders>
-              <w:top w:val="single" w:sz="8" w:space="0" w:color="DBDEE4"/>
-              <w:left w:val="nil"/>
-              <w:bottom w:val="single" w:sz="8" w:space="0" w:color="DBDEE4"/>
-              <w:right w:val="nil"/>
-            </w:tcBorders>
-            <w:hideMark/>
-          </w:tcPr>
-          <w:p>
-            <w:pPr>
-              <w:pStyle w:val="TableParagraph"/>
-              <w:spacing w:before="176"/>
-              <w:ind w:left="244"/>
-              <w:rPr>
-                <w:b/>
-                <w:sz w:val="21"/>
-              </w:rPr>
-            </w:pPr>
-            <w:r>
-              <w:rPr>
-                <w:b/>
-                <w:color w:val="090909"/>
-                <w:spacing w:val="-2"/>
-                <w:sz w:val="21"/>
-              </w:rPr>
-              <w:t>phone</w:t>
-            </w:r>
-          </w:p>
-        </w:tc>
-        <w:tc>
-          <w:tcPr>
-            <w:tcW w:w="2004" w:type="dxa"/>
-            <w:tcBorders>
-              <w:top w:val="single" w:sz="8" w:space="0" w:color="DBDEE4"/>
-              <w:left w:val="nil"/>
-              <w:bottom w:val="single" w:sz="8" w:space="0" w:color="DBDEE4"/>
-              <w:right w:val="nil"/>
-            </w:tcBorders>
-            <w:hideMark/>
-          </w:tcPr>
-          <w:p>
-            <w:pPr>
-              <w:pStyle w:val="TableParagraph"/>
-              <w:spacing w:before="176"/>
-              <w:ind w:left="120"/>
-              <w:rPr>
-                <w:sz w:val="21"/>
-              </w:rPr>
-            </w:pPr>
-            <w:r>
-              <w:rPr>
-                <w:color w:val="090909"/>
-                <w:spacing w:val="-2"/>
-                <w:sz w:val="21"/>
-              </w:rPr>
-              <w:t>String</w:t>
-            </w:r>
-          </w:p>
-        </w:tc>
-        <w:tc>
-          <w:tcPr>
-            <w:tcW w:w="4031" w:type="dxa"/>
-            <w:tcBorders>
-              <w:top w:val="single" w:sz="8" w:space="0" w:color="DBDEE4"/>
-              <w:left w:val="nil"/>
-              <w:bottom w:val="single" w:sz="8" w:space="0" w:color="DBDEE4"/>
-              <w:right w:val="nil"/>
-            </w:tcBorders>
-            <w:hideMark/>
-          </w:tcPr>
-          <w:p>
-            <w:pPr>
-              <w:pStyle w:val="TableParagraph"/>
-              <w:bidi/>
-              <w:spacing w:before="176"/>
-              <w:ind w:left="2139" w:right="-15"/>
-              <w:rPr>
-                <w:sz w:val="21"/>
-                <w:szCs w:val="21"/>
-              </w:rPr>
-            </w:pPr>
-            <w:r>
-              <w:rPr>
-                <w:color w:val="090909"/>
-                <w:spacing w:val="-2"/>
-                <w:sz w:val="21"/>
-                <w:szCs w:val="21"/>
-              </w:rPr>
-              <w:t>)</w:t>
-            </w:r>
-            <w:proofErr w:type="spellStart"/>
-            <w:r>
-              <w:rPr>
-                <w:rFonts w:hint="cs"/>
-                <w:color w:val="090909"/>
-                <w:spacing w:val="-2"/>
-                <w:sz w:val="21"/>
-                <w:szCs w:val="21"/>
-                <w:rtl/>
-              </w:rPr>
-              <w:t>מספר</w:t>
-            </w:r>
-            <w:proofErr w:type="spellEnd"/>
-            <w:r>
-              <w:rPr>
-                <w:rFonts w:hint="cs"/>
-                <w:color w:val="090909"/>
-                <w:sz w:val="21"/>
-                <w:szCs w:val="21"/>
-                <w:rtl/>
-              </w:rPr>
-              <w:t xml:space="preserve"> </w:t>
-            </w:r>
-            <w:proofErr w:type="spellStart"/>
-            <w:r>
-              <w:rPr>
-                <w:rFonts w:hint="cs"/>
-                <w:color w:val="090909"/>
-                <w:sz w:val="21"/>
-                <w:szCs w:val="21"/>
-                <w:rtl/>
-              </w:rPr>
-              <w:t>טלפון</w:t>
-            </w:r>
-            <w:proofErr w:type="spellEnd"/>
-            <w:r>
-              <w:rPr>
-                <w:rFonts w:hint="cs"/>
-                <w:color w:val="090909"/>
-                <w:sz w:val="21"/>
-                <w:szCs w:val="21"/>
-                <w:rtl/>
-              </w:rPr>
-              <w:t xml:space="preserve"> </w:t>
-            </w:r>
-            <w:r>
-              <w:rPr>
-                <w:color w:val="090909"/>
-                <w:sz w:val="21"/>
-                <w:szCs w:val="21"/>
-              </w:rPr>
-              <w:t>)</w:t>
-            </w:r>
-            <w:proofErr w:type="spellStart"/>
-            <w:r>
-              <w:rPr>
-                <w:rFonts w:hint="cs"/>
-                <w:color w:val="090909"/>
-                <w:sz w:val="21"/>
-                <w:szCs w:val="21"/>
-                <w:rtl/>
-              </w:rPr>
-              <w:t>ערך</w:t>
-            </w:r>
-            <w:proofErr w:type="spellEnd"/>
-            <w:r>
-              <w:rPr>
-                <w:rFonts w:hint="cs"/>
-                <w:color w:val="090909"/>
-                <w:sz w:val="21"/>
-                <w:szCs w:val="21"/>
-                <w:rtl/>
-              </w:rPr>
-              <w:t xml:space="preserve"> </w:t>
-            </w:r>
-            <w:proofErr w:type="spellStart"/>
-            <w:r>
-              <w:rPr>
-                <w:rFonts w:hint="cs"/>
-                <w:color w:val="090909"/>
-                <w:sz w:val="21"/>
-                <w:szCs w:val="21"/>
-                <w:rtl/>
-              </w:rPr>
-              <w:t>מספרי</w:t>
-            </w:r>
-            <w:proofErr w:type="spellEnd"/>
-            <w:r>
-              <w:rPr>
-                <w:rFonts w:hint="cs"/>
-                <w:color w:val="090909"/>
-                <w:sz w:val="21"/>
-                <w:szCs w:val="21"/>
-                <w:rtl/>
-              </w:rPr>
-              <w:t xml:space="preserve"> </w:t>
-            </w:r>
-            <w:proofErr w:type="spellStart"/>
-            <w:r>
-              <w:rPr>
-                <w:rFonts w:hint="cs"/>
-                <w:color w:val="090909"/>
-                <w:sz w:val="21"/>
-                <w:szCs w:val="21"/>
-                <w:rtl/>
-              </w:rPr>
-              <w:t>בלבד</w:t>
-            </w:r>
-            <w:proofErr w:type="spellEnd"/>
-          </w:p>
-        </w:tc>
-      </w:tr>
-      <w:tr>
-        <w:trPr>
-          <w:trHeight w:val="432"/>
-        </w:trPr>
-        <w:tc>
-          <w:tcPr>
-            <w:tcW w:w="2284" w:type="dxa"/>
-            <w:tcBorders>
-              <w:top w:val="single" w:sz="8" w:space="0" w:color="DBDEE4"/>
-              <w:left w:val="nil"/>
-              <w:bottom w:val="nil"/>
-              <w:right w:val="nil"/>
-            </w:tcBorders>
-            <w:hideMark/>
-          </w:tcPr>
-          <w:p>
-            <w:pPr>
-              <w:pStyle w:val="TableParagraph"/>
-              <w:spacing w:before="191" w:line="221" w:lineRule="exact"/>
-              <w:ind w:left="244"/>
-              <w:rPr>
-                <w:b/>
-                <w:sz w:val="21"/>
-              </w:rPr>
-            </w:pPr>
-            <w:r>
-              <w:rPr>
-                <w:b/>
-                <w:color w:val="090909"/>
-                <w:spacing w:val="-5"/>
-                <w:sz w:val="21"/>
-              </w:rPr>
-              <w:t>ad</w:t>
-            </w:r>
-          </w:p>
-        </w:tc>
-        <w:tc>
-          <w:tcPr>
-            <w:tcW w:w="2004" w:type="dxa"/>
-            <w:tcBorders>
-              <w:top w:val="single" w:sz="8" w:space="0" w:color="DBDEE4"/>
-              <w:left w:val="nil"/>
-              <w:bottom w:val="nil"/>
-              <w:right w:val="nil"/>
-            </w:tcBorders>
-            <w:hideMark/>
-          </w:tcPr>
-          <w:p>
-            <w:pPr>
-              <w:pStyle w:val="TableParagraph"/>
-              <w:spacing w:before="191" w:line="221" w:lineRule="exact"/>
-              <w:ind w:left="120"/>
-              <w:rPr>
-                <w:sz w:val="21"/>
-              </w:rPr>
-            </w:pPr>
-            <w:r>
-              <w:rPr>
-                <w:color w:val="090909"/>
-                <w:spacing w:val="-2"/>
-                <w:sz w:val="21"/>
-              </w:rPr>
-              <w:t>Boolean</w:t>
-            </w:r>
-          </w:p>
-        </w:tc>
-        <w:tc>
-          <w:tcPr>
-            <w:tcW w:w="4031" w:type="dxa"/>
-            <w:tcBorders>
-              <w:top w:val="single" w:sz="8" w:space="0" w:color="DBDEE4"/>
-              <w:left w:val="nil"/>
-              <w:bottom w:val="nil"/>
-              <w:right w:val="nil"/>
-            </w:tcBorders>
-            <w:hideMark/>
-          </w:tcPr>
-          <w:p>
-            <w:pPr>
-              <w:pStyle w:val="TableParagraph"/>
-              <w:bidi/>
-              <w:spacing w:before="191" w:line="221" w:lineRule="exact"/>
-              <w:ind w:left="1564" w:right="-15"/>
-              <w:rPr>
-                <w:sz w:val="21"/>
-                <w:szCs w:val="21"/>
-              </w:rPr>
-            </w:pPr>
-            <w:r>
-              <w:rPr>
-                <w:color w:val="090909"/>
-                <w:spacing w:val="-2"/>
-                <w:sz w:val="21"/>
-                <w:szCs w:val="21"/>
-              </w:rPr>
-              <w:t>(true/false)</w:t>
-            </w:r>
-            <w:r>
-              <w:rPr>
-                <w:rFonts w:hint="cs"/>
-                <w:color w:val="090909"/>
-                <w:sz w:val="21"/>
-                <w:szCs w:val="21"/>
-                <w:rtl/>
-              </w:rPr>
-              <w:t xml:space="preserve"> </w:t>
-            </w:r>
-            <w:proofErr w:type="spellStart"/>
-            <w:r>
-              <w:rPr>
-                <w:rFonts w:hint="cs"/>
-                <w:color w:val="090909"/>
-                <w:sz w:val="21"/>
-                <w:szCs w:val="21"/>
-                <w:rtl/>
-              </w:rPr>
-              <w:t>האם</w:t>
-            </w:r>
-            <w:proofErr w:type="spellEnd"/>
-            <w:r>
-              <w:rPr>
-                <w:rFonts w:hint="cs"/>
-                <w:color w:val="090909"/>
-                <w:sz w:val="21"/>
-                <w:szCs w:val="21"/>
-                <w:rtl/>
-              </w:rPr>
-              <w:t xml:space="preserve"> </w:t>
-            </w:r>
-            <w:proofErr w:type="spellStart"/>
-            <w:r>
-              <w:rPr>
-                <w:rFonts w:hint="cs"/>
-                <w:color w:val="090909"/>
-                <w:sz w:val="21"/>
-                <w:szCs w:val="21"/>
-                <w:rtl/>
-              </w:rPr>
-              <w:t>המשתמש</w:t>
-            </w:r>
-            <w:proofErr w:type="spellEnd"/>
-            <w:r>
-              <w:rPr>
-                <w:rFonts w:hint="cs"/>
-                <w:color w:val="090909"/>
-                <w:sz w:val="21"/>
-                <w:szCs w:val="21"/>
-                <w:rtl/>
-              </w:rPr>
-              <w:t xml:space="preserve"> </w:t>
-            </w:r>
-            <w:proofErr w:type="spellStart"/>
-            <w:r>
-              <w:rPr>
-                <w:rFonts w:hint="cs"/>
-                <w:color w:val="090909"/>
-                <w:sz w:val="21"/>
-                <w:szCs w:val="21"/>
-                <w:rtl/>
-              </w:rPr>
-              <w:t>הוא</w:t>
-            </w:r>
-            <w:proofErr w:type="spellEnd"/>
-            <w:r>
-              <w:rPr>
-                <w:rFonts w:hint="cs"/>
-                <w:color w:val="090909"/>
-                <w:sz w:val="21"/>
-                <w:szCs w:val="21"/>
-                <w:rtl/>
-              </w:rPr>
-              <w:t xml:space="preserve"> </w:t>
-            </w:r>
-            <w:proofErr w:type="spellStart"/>
-            <w:r>
-              <w:rPr>
-                <w:rFonts w:hint="cs"/>
-                <w:color w:val="090909"/>
-                <w:sz w:val="21"/>
-                <w:szCs w:val="21"/>
-                <w:rtl/>
-              </w:rPr>
-              <w:t>מנהל</w:t>
-            </w:r>
-            <w:proofErr w:type="spellEnd"/>
+                <w:lang w:bidi="he-IL"/>
+              </w:rPr>
+              <w:t>שנוספו לרשימה של מועדפים</w:t>
+            </w:r>
           </w:p>
         </w:tc>
       </w:tr>
@@ -19685,91 +18972,38 @@
           <w:sz w:val="20"/>
         </w:rPr>
       </w:pPr>
-      <w:r>
-        <w:rPr>
-          <w:noProof/>
-        </w:rPr>
-        <mc:AlternateContent>
-          <mc:Choice Requires="wps">
-            <w:drawing>
-              <wp:anchor distT="0" distB="0" distL="0" distR="0" simplePos="0" relativeHeight="251662336" behindDoc="1" locked="0" layoutInCell="1" allowOverlap="1" wp14:anchorId="71599278" wp14:editId="1454F910">
-                <wp:simplePos x="0" y="0"/>
-                <wp:positionH relativeFrom="page">
-                  <wp:posOffset>1181100</wp:posOffset>
-                </wp:positionH>
-                <wp:positionV relativeFrom="paragraph">
-                  <wp:posOffset>298450</wp:posOffset>
-                </wp:positionV>
-                <wp:extent cx="5207000" cy="1270"/>
-                <wp:effectExtent l="0" t="0" r="12700" b="17780"/>
-                <wp:wrapTopAndBottom/>
-                <wp:docPr id="68" name="צורה חופשית 68"/>
-                <wp:cNvGraphicFramePr>
-                  <a:graphicFrameLocks xmlns:a="http://schemas.openxmlformats.org/drawingml/2006/main"/>
-                </wp:cNvGraphicFramePr>
-                <a:graphic xmlns:a="http://schemas.openxmlformats.org/drawingml/2006/main">
-                  <a:graphicData uri="http://schemas.microsoft.com/office/word/2010/wordprocessingShape">
-                    <wps:wsp>
-                      <wps:cNvSpPr>
-                        <a:spLocks/>
-                      </wps:cNvSpPr>
-                      <wps:spPr>
-                        <a:xfrm>
-                          <a:off x="0" y="0"/>
-                          <a:ext cx="5207000" cy="1270"/>
-                        </a:xfrm>
-                        <a:custGeom>
-                          <a:avLst/>
-                          <a:gdLst/>
-                          <a:ahLst/>
-                          <a:cxnLst/>
-                          <a:rect l="l" t="t" r="r" b="b"/>
-                          <a:pathLst>
-                            <a:path w="5207000">
-                              <a:moveTo>
-                                <a:pt x="0" y="0"/>
-                              </a:moveTo>
-                              <a:lnTo>
-                                <a:pt x="5206999" y="0"/>
-                              </a:lnTo>
-                            </a:path>
-                          </a:pathLst>
-                        </a:custGeom>
-                        <a:ln w="12700">
-                          <a:solidFill>
-                            <a:srgbClr val="878787"/>
-                          </a:solidFill>
-                          <a:prstDash val="solid"/>
-                        </a:ln>
-                      </wps:spPr>
-                      <wps:bodyPr wrap="square" lIns="0" tIns="0" rIns="0" bIns="0" rtlCol="0">
-                        <a:prstTxWarp prst="textNoShape">
-                          <a:avLst/>
-                        </a:prstTxWarp>
-                        <a:noAutofit/>
-                      </wps:bodyPr>
-                    </wps:wsp>
-                  </a:graphicData>
-                </a:graphic>
-                <wp14:sizeRelH relativeFrom="page">
-                  <wp14:pctWidth>0</wp14:pctWidth>
-                </wp14:sizeRelH>
-                <wp14:sizeRelV relativeFrom="page">
-                  <wp14:pctHeight>0</wp14:pctHeight>
-                </wp14:sizeRelV>
-              </wp:anchor>
-            </w:drawing>
-          </mc:Choice>
-          <mc:Fallback>
-            <w:pict>
-              <v:shape id="צורה חופשית 68" o:spid="_x0000_s1026" style="position:absolute;left:0;text-align:left;margin-left:93pt;margin-top:23.5pt;width:410pt;height:.1pt;z-index:-251654144;visibility:visible;mso-wrap-style:square;mso-width-percent:0;mso-height-percent:0;mso-wrap-distance-left:0;mso-wrap-distance-top:0;mso-wrap-distance-right:0;mso-wrap-distance-bottom:0;mso-position-horizontal:absolute;mso-position-horizontal-relative:page;mso-position-vertical:absolute;mso-position-vertical-relative:text;mso-width-percent:0;mso-height-percent:0;mso-width-relative:page;mso-height-relative:page;v-text-anchor:top" coordsize="5207000,1270" o:gfxdata="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" path="m,l5206999,e" filled="f" strokecolor="#878787" strokeweight="1pt">
-                <v:path arrowok="t"/>
-                <w10:wrap type="topAndBottom" anchorx="page"/>
-              </v:shape>
-            </w:pict>
-          </mc:Fallback>
-        </mc:AlternateContent>
-      </w:r>
+    </w:p>
+    <w:p>
+      <w:pPr>
+        <w:rPr>
+          <w:rFonts w:hint="cs"/>
+          <w:rtl/>
+        </w:rPr>
+      </w:pPr>
+    </w:p>
+    <w:p>
+      <w:pPr>
+        <w:rPr>
+          <w:rFonts w:hint="cs"/>
+          <w:rtl/>
+        </w:rPr>
+      </w:pPr>
+    </w:p>
+    <w:p>
+      <w:pPr>
+        <w:rPr>
+          <w:rFonts w:hint="cs"/>
+          <w:rtl/>
+        </w:rPr>
+      </w:pPr>
+    </w:p>
+    <w:p>
+      <w:pPr>
+        <w:rPr>
+          <w:rFonts w:hint="cs"/>
+          <w:rtl/>
+        </w:rPr>
+      </w:pPr>
     </w:p>
     <w:p>
       <w:pPr>
@@ -19861,25 +19095,13 @@
           <w:rtl/>
         </w:rPr>
       </w:pPr>
-    </w:p>
-    <w:p>
-      <w:pPr>
-        <w:jc w:val="right"/>
+      <w:r>
         <w:rPr>
           <w:rFonts w:hint="cs"/>
           <w:sz w:val="18"/>
           <w:szCs w:val="18"/>
           <w:rtl/>
         </w:rPr>
-      </w:pPr>
-      <w:r>
-        <w:rPr>
-          <w:rFonts w:hint="cs"/>
-          <w:sz w:val="18"/>
-          <w:szCs w:val="18"/>
-          <w:rtl/>
-        </w:rPr>
-        <w:lastRenderedPageBreak/>
         <w:t>1</w:t>
       </w:r>
       <w:r>
